--- a/eng/docx/017.content.docx
+++ b/eng/docx/017.content.docx
@@ -163,13 +163,6 @@
         <w:rPr>
           <w:lang w:val="en_US" w:bidi="en_US"/>
         </w:rPr>
-      </w:r>
-      <w:r>
-        <w:rPr>
-          <w:i/>
-          <w:lang w:val="en_US" w:bidi="en_US"/>
-        </w:rPr>
-        <w:t>Qere, Qesitah, Qoheleth, Quadratus, Apology of, Quail, Quart, Quartus, Quaternion, Queen, Queen of Heaven, Quince, Quirinius, Qumran, Quotations of the Old Testament in the New Testament</w:t>
       </w:r>
       <w:r>
         <w:rPr>

--- a/eng/docx/017.content.docx
+++ b/eng/docx/017.content.docx
@@ -150,19 +150,6 @@
           <w:lang w:val="en_US" w:bidi="en_US"/>
         </w:rPr>
         <w:t>Q</w:t>
-      </w:r>
-      <w:r>
-        <w:rPr>
-          <w:lang w:val="en_US" w:bidi="en_US"/>
-        </w:rPr>
-      </w:r>
-    </w:p>
-    <w:p>
-      <w:pPr/>
-      <w:r>
-        <w:rPr>
-          <w:lang w:val="en_US" w:bidi="en_US"/>
-        </w:rPr>
       </w:r>
       <w:r>
         <w:rPr>

--- a/eng/docx/017.content.docx
+++ b/eng/docx/017.content.docx
@@ -19,7 +19,7 @@
         <w:rPr>
           <w:lang w:val="en_US" w:bidi="en_US"/>
         </w:rPr>
-        <w:t>Resource: Bible Dictionary (Tyndale)</w:t>
+        <w:t>Resource: Tyndale Open Bible Dictionary</w:t>
       </w:r>
       <w:r>
         <w:rPr>
@@ -112,7 +112,7 @@
         <w:rPr>
           <w:lang w:val="en_US" w:bidi="en_US"/>
         </w:rPr>
-        <w:t>Bible Dictionary (Tyndale)</w:t>
+        <w:t>Tyndale Open Bible Dictionary</w:t>
       </w:r>
     </w:p>
     <w:p>

--- a/eng/docx/017.content.docx
+++ b/eng/docx/017.content.docx
@@ -1565,7 +1565,20 @@
         <w:rPr>
           <w:lang w:val="en_US" w:bidi="en_US"/>
         </w:rPr>
-        <w:t xml:space="preserve">The quince is a tree native to western Asia. It has white flowers and fruit that looks like apples. The fruit can only be eaten when cooked. Some scholars believe that the "apples" mentioned in the Old Testament were actually quinces, </w:t>
+        <w:t xml:space="preserve">The quince is a tree native to western Asia. It has white flowers and fruit that looks like apples. The fruit can only be eaten when cooked. Some scholars believe that the </w:t>
+      </w:r>
+      <w:r>
+        <w:rPr>
+          <w:i/>
+          <w:lang w:val="en_US" w:bidi="en_US"/>
+        </w:rPr>
+        <w:t>apples</w:t>
+      </w:r>
+      <w:r>
+        <w:rPr>
+          <w:lang w:val="en_US" w:bidi="en_US"/>
+        </w:rPr>
+        <w:t xml:space="preserve"> mentioned in the Old Testament were actually quinces, </w:t>
       </w:r>
       <w:r>
         <w:rPr>

--- a/eng/docx/017.content.docx
+++ b/eng/docx/017.content.docx
@@ -19,7 +19,7 @@
         <w:rPr>
           <w:lang w:val="en_US" w:bidi="en_US"/>
         </w:rPr>
-        <w:t>Resource: Tyndale Open Bible Dictionary</w:t>
+        <w:t>Resource: Aquifer Open Bible Dictionary</w:t>
       </w:r>
       <w:r>
         <w:rPr>
@@ -112,7 +112,7 @@
         <w:rPr>
           <w:lang w:val="en_US" w:bidi="en_US"/>
         </w:rPr>
-        <w:t>Tyndale Open Bible Dictionary</w:t>
+        <w:t>Aquifer Open Bible Dictionary</w:t>
       </w:r>
     </w:p>
     <w:p>

--- a/eng/docx/017.content.docx
+++ b/eng/docx/017.content.docx
@@ -1512,6 +1512,87 @@
           <w:lang w:val="en_US" w:bidi="en_US"/>
         </w:rPr>
         <w:t>Canaanite Deities and Religion</w:t>
+      </w:r>
+      <w:r>
+        <w:rPr>
+          <w:lang w:val="en_US" w:bidi="en_US"/>
+        </w:rPr>
+        <w:t>.</w:t>
+      </w:r>
+      <w:r>
+        <w:rPr>
+          <w:lang w:val="en_US" w:bidi="en_US"/>
+        </w:rPr>
+      </w:r>
+      <w:r>
+        <w:rPr>
+          <w:lang w:val="en_US" w:bidi="en_US"/>
+        </w:rPr>
+      </w:r>
+    </w:p>
+    <w:p>
+      <w:pPr/>
+      <w:r>
+        <w:rPr>
+          <w:lang w:val="en_US" w:bidi="en_US"/>
+        </w:rPr>
+      </w:r>
+    </w:p>
+    <w:p>
+      <w:pPr>
+        <w:pStyle w:val="Heading2"/>
+      </w:pPr>
+      <w:r>
+        <w:rPr>
+          <w:lang w:val="en_US" w:bidi="en_US"/>
+        </w:rPr>
+        <w:t>Queen of Sheba</w:t>
+      </w:r>
+      <w:r>
+        <w:rPr>
+          <w:lang w:val="en_US" w:bidi="en_US"/>
+        </w:rPr>
+      </w:r>
+    </w:p>
+    <w:p>
+      <w:pPr/>
+      <w:r>
+        <w:rPr>
+          <w:lang w:val="en_US" w:bidi="en_US"/>
+        </w:rPr>
+      </w:r>
+      <w:r>
+        <w:rPr>
+          <w:lang w:val="en_US" w:bidi="en_US"/>
+        </w:rPr>
+        <w:t>The queen of Sheba was a ruler who traveled to Jerusalem to test Solomon’s wisdom. She brought valuable gifts and praised Solomon’s wisdom and the greatness of his kingdom.</w:t>
+      </w:r>
+    </w:p>
+    <w:p>
+      <w:pPr/>
+      <w:r>
+        <w:rPr>
+          <w:lang w:val="en_US" w:bidi="en_US"/>
+        </w:rPr>
+      </w:r>
+      <w:r>
+        <w:rPr>
+          <w:i/>
+          <w:lang w:val="en_US" w:bidi="en_US"/>
+        </w:rPr>
+        <w:t>See</w:t>
+      </w:r>
+      <w:r>
+        <w:rPr>
+          <w:lang w:val="en_US" w:bidi="en_US"/>
+        </w:rPr>
+        <w:t xml:space="preserve"> </w:t>
+      </w:r>
+      <w:r>
+        <w:rPr>
+          <w:lang w:val="en_US" w:bidi="en_US"/>
+        </w:rPr>
+        <w:t>Sheba (Place) #2</w:t>
       </w:r>
       <w:r>
         <w:rPr>

--- a/eng/docx/017.content.docx
+++ b/eng/docx/017.content.docx
@@ -274,7 +274,7 @@
         <w:rPr>
           <w:lang w:val="en_US" w:bidi="en_US"/>
         </w:rPr>
-        <w:t>Qesitah</w:t>
+        <w:t>Qoheleth</w:t>
       </w:r>
       <w:r>
         <w:rPr>
@@ -293,67 +293,451 @@
         <w:rPr>
           <w:lang w:val="en_US" w:bidi="en_US"/>
         </w:rPr>
-        <w:t>Weight of unknown value (</w:t>
-      </w:r>
-      <w:hyperlink r:id="rId13">
-        <w:r>
-          <w:rPr>
-            <w:lang w:val="en_US" w:bidi="en_US"/>
-          </w:rPr>
-          <w:rPr>
-            <w:color w:val="0000EE"/>
-            <w:u w:val="single"/>
-          </w:rPr>
-          <w:t>Gn 33:19</w:t>
-        </w:r>
-      </w:hyperlink>
+        <w:t>The Hebrew title for the book of Ecclesiastes. The word Qoheleth is often translated as “the Preacher” or “the Teacher.” It can also be spelled “Koheleth.” It comes from a word that means “to call an assembly.” It later developed the meaning “to address an assembly.” The author of the book of Ecclesiastes refers to himself as Qoheleth in many passages throughout the book.</w:t>
+      </w:r>
+    </w:p>
+    <w:p>
+      <w:pPr/>
+      <w:r>
+        <w:rPr>
+          <w:lang w:val="en_US" w:bidi="en_US"/>
+        </w:rPr>
+      </w:r>
+      <w:r>
+        <w:rPr>
+          <w:i/>
+          <w:lang w:val="en_US" w:bidi="en_US"/>
+        </w:rPr>
+        <w:t>See</w:t>
+      </w:r>
+      <w:r>
+        <w:rPr>
+          <w:lang w:val="en_US" w:bidi="en_US"/>
+        </w:rPr>
+        <w:t xml:space="preserve"> </w:t>
+      </w:r>
+      <w:r>
+        <w:rPr>
+          <w:lang w:val="en_US" w:bidi="en_US"/>
+        </w:rPr>
+        <w:t>Ecclesiastes, Book of</w:t>
+      </w:r>
+      <w:r>
+        <w:rPr>
+          <w:lang w:val="en_US" w:bidi="en_US"/>
+        </w:rPr>
+        <w:t>.</w:t>
+      </w:r>
+      <w:r>
+        <w:rPr>
+          <w:lang w:val="en_US" w:bidi="en_US"/>
+        </w:rPr>
+      </w:r>
+      <w:r>
+        <w:rPr>
+          <w:lang w:val="en_US" w:bidi="en_US"/>
+        </w:rPr>
+      </w:r>
+    </w:p>
+    <w:p>
+      <w:pPr/>
+      <w:r>
+        <w:rPr>
+          <w:lang w:val="en_US" w:bidi="en_US"/>
+        </w:rPr>
+      </w:r>
+    </w:p>
+    <w:p>
+      <w:pPr>
+        <w:pStyle w:val="Heading2"/>
+      </w:pPr>
+      <w:r>
+        <w:rPr>
+          <w:lang w:val="en_US" w:bidi="en_US"/>
+        </w:rPr>
+        <w:t>Quadratus, Apology of</w:t>
+      </w:r>
+      <w:r>
+        <w:rPr>
+          <w:lang w:val="en_US" w:bidi="en_US"/>
+        </w:rPr>
+      </w:r>
+    </w:p>
+    <w:p>
+      <w:pPr/>
+      <w:r>
+        <w:rPr>
+          <w:lang w:val="en_US" w:bidi="en_US"/>
+        </w:rPr>
+      </w:r>
+      <w:r>
+        <w:rPr>
+          <w:lang w:val="en_US" w:bidi="en_US"/>
+        </w:rPr>
+        <w:t>Around AD 125 Quadratus wrote an early Christian defense (or apology) of Christianity to emperor Hadrian. The writings of Eusebius preserve the only surviving fragment of this apology. The fragment says the following:</w:t>
+      </w:r>
+    </w:p>
+    <w:p>
+      <w:pPr/>
+      <w:r>
+        <w:rPr>
+          <w:lang w:val="en_US" w:bidi="en_US"/>
+        </w:rPr>
+      </w:r>
+      <w:r>
+        <w:rPr>
+          <w:lang w:val="en_US" w:bidi="en_US"/>
+        </w:rPr>
+        <w:t>“But the works of our Savior were always present (for they were genuine): namely, those who healed, those who rose from the dead; who were not only seen in the act of being healed or raised, but were also always present; and not merely when the Savior was on earth, but after his departure as well, they lived for a considerable time; insomuch that some of them survived even to our own day.”</w:t>
+      </w:r>
+    </w:p>
+    <w:p>
+      <w:pPr/>
+      <w:r>
+        <w:rPr>
+          <w:lang w:val="en_US" w:bidi="en_US"/>
+        </w:rPr>
+      </w:r>
+      <w:r>
+        <w:rPr>
+          <w:lang w:val="en_US" w:bidi="en_US"/>
+        </w:rPr>
+        <w:t>According to Eusebius, Quadratus wrote the apology to defend the church. Eusebius wrote, “Certain evil men tried to trouble those who belonged to us.” Quadratus also hoped to persuade Hadrian of the truthfulness of Christianity. If Quadratus could assure Hadrian of the pure intentions of the Christians, Hadrian might end the persecutions. The apology of Quadratus is sometimes mistakenly identified with the “Letter to Diognetus.”</w:t>
+      </w:r>
+      <w:r>
+        <w:rPr>
+          <w:lang w:val="en_US" w:bidi="en_US"/>
+        </w:rPr>
+      </w:r>
+      <w:r>
+        <w:rPr>
+          <w:lang w:val="en_US" w:bidi="en_US"/>
+        </w:rPr>
+      </w:r>
+    </w:p>
+    <w:p>
+      <w:pPr/>
+      <w:r>
+        <w:rPr>
+          <w:lang w:val="en_US" w:bidi="en_US"/>
+        </w:rPr>
+      </w:r>
+    </w:p>
+    <w:p>
+      <w:pPr>
+        <w:pStyle w:val="Heading2"/>
+      </w:pPr>
+      <w:r>
+        <w:rPr>
+          <w:lang w:val="en_US" w:bidi="en_US"/>
+        </w:rPr>
+        <w:t>Quail</w:t>
+      </w:r>
+      <w:r>
+        <w:rPr>
+          <w:lang w:val="en_US" w:bidi="en_US"/>
+        </w:rPr>
+      </w:r>
+    </w:p>
+    <w:p>
+      <w:pPr/>
+      <w:r>
+        <w:rPr>
+          <w:lang w:val="en_US" w:bidi="en_US"/>
+        </w:rPr>
+      </w:r>
+      <w:r>
+        <w:rPr>
+          <w:lang w:val="en_US" w:bidi="en_US"/>
+        </w:rPr>
+        <w:t>A quail is a short, stocky bird with a bill and feet like a chicken. These features help it eat seeds and insects. The common quail (</w:t>
+      </w:r>
+      <w:r>
+        <w:rPr>
+          <w:i/>
+          <w:lang w:val="en_US" w:bidi="en_US"/>
+        </w:rPr>
+        <w:t>Coturnix coturnix</w:t>
+      </w:r>
+      <w:r>
+        <w:rPr>
+          <w:lang w:val="en_US" w:bidi="en_US"/>
+        </w:rPr>
+        <w:t>) is the smallest member of the poultry family that also includes pheasants and partridges.</w:t>
+      </w:r>
+    </w:p>
+    <w:p>
+      <w:pPr/>
+      <w:r>
+        <w:rPr>
+          <w:lang w:val="en_US" w:bidi="en_US"/>
+        </w:rPr>
+      </w:r>
+      <w:r>
+        <w:rPr>
+          <w:lang w:val="en_US" w:bidi="en_US"/>
+        </w:rPr>
+        <w:t>Quail are about 25.4 centimeters (10 inches) long. They have small, rounded wings and a white belly. When startled, they burst from grass or bushes with a whirring sound. A female may lay up to 18 eggs. If the female dies, the male may care for the young.</w:t>
+      </w:r>
+    </w:p>
+    <w:p>
+      <w:pPr/>
+      <w:r>
+        <w:rPr>
+          <w:lang w:val="en_US" w:bidi="en_US"/>
+        </w:rPr>
+      </w:r>
+      <w:r>
+        <w:rPr>
+          <w:lang w:val="en_US" w:bidi="en_US"/>
+        </w:rPr>
+        <w:t>Quail from the Mediterranean region spend the winter in Sudan. In spring they migrate north in large flocks. Quail cannot fly for long periods. Instead, they ride wind currents to stay in the air.</w:t>
+      </w:r>
+    </w:p>
+    <w:p>
+      <w:pPr>
+        <w:pStyle w:val="Heading4"/>
+      </w:pPr>
+      <w:r>
+        <w:rPr>
+          <w:lang w:val="en_US" w:bidi="en_US"/>
+        </w:rPr>
+        <w:t>Quail in the Bible</w:t>
+      </w:r>
+    </w:p>
+    <w:p>
+      <w:pPr/>
+      <w:r>
+        <w:rPr>
+          <w:lang w:val="en_US" w:bidi="en_US"/>
+        </w:rPr>
+      </w:r>
+      <w:r>
+        <w:rPr>
+          <w:lang w:val="en_US" w:bidi="en_US"/>
+        </w:rPr>
+        <w:t>Very large flocks of quail fed the Israelites twice during their time in the wilderness of Sinai (</w:t>
+      </w:r>
+      <w:r>
+        <w:rPr>
+          <w:lang w:val="en_US" w:bidi="en_US"/>
+        </w:rPr>
+        <w:t>Exodus 16:13</w:t>
+      </w:r>
       <w:r>
         <w:rPr>
           <w:lang w:val="en_US" w:bidi="en_US"/>
         </w:rPr>
         <w:t xml:space="preserve">; </w:t>
       </w:r>
-      <w:hyperlink r:id="rId14">
-        <w:r>
-          <w:rPr>
-            <w:lang w:val="en_US" w:bidi="en_US"/>
-          </w:rPr>
-          <w:rPr>
-            <w:color w:val="0000EE"/>
-            <w:u w:val="single"/>
-          </w:rPr>
-          <w:t>Jos 24:32</w:t>
-        </w:r>
-      </w:hyperlink>
+      <w:r>
+        <w:rPr>
+          <w:lang w:val="en_US" w:bidi="en_US"/>
+        </w:rPr>
+        <w:t>Numbers 11:31–32</w:t>
+      </w:r>
       <w:r>
         <w:rPr>
           <w:lang w:val="en_US" w:bidi="en_US"/>
         </w:rPr>
         <w:t xml:space="preserve">; </w:t>
       </w:r>
-      <w:hyperlink r:id="rId15">
-        <w:r>
-          <w:rPr>
-            <w:lang w:val="en_US" w:bidi="en_US"/>
-          </w:rPr>
-          <w:rPr>
-            <w:color w:val="0000EE"/>
-            <w:u w:val="single"/>
-          </w:rPr>
-          <w:t>Jb 42:11</w:t>
-        </w:r>
-      </w:hyperlink>
-      <w:r>
-        <w:rPr>
-          <w:lang w:val="en_US" w:bidi="en_US"/>
-        </w:rPr>
-        <w:t xml:space="preserve">, rsv mg). </w:t>
+      <w:r>
+        <w:rPr>
+          <w:lang w:val="en_US" w:bidi="en_US"/>
+        </w:rPr>
+        <w:t>Psalm 105:40</w:t>
+      </w:r>
+      <w:r>
+        <w:rPr>
+          <w:lang w:val="en_US" w:bidi="en_US"/>
+        </w:rPr>
+        <w:t>). The second time, they were likely flying along the Gulf of Aqaba and were blown off course by an east wind (</w:t>
+      </w:r>
+      <w:r>
+        <w:rPr>
+          <w:lang w:val="en_US" w:bidi="en_US"/>
+        </w:rPr>
+        <w:t>Numbers 11:31</w:t>
+      </w:r>
+      <w:r>
+        <w:rPr>
+          <w:lang w:val="en_US" w:bidi="en_US"/>
+        </w:rPr>
+        <w:t xml:space="preserve">; </w:t>
+      </w:r>
+      <w:r>
+        <w:rPr>
+          <w:lang w:val="en_US" w:bidi="en_US"/>
+        </w:rPr>
+        <w:t>Psalm 78:26–28</w:t>
+      </w:r>
+      <w:r>
+        <w:rPr>
+          <w:lang w:val="en_US" w:bidi="en_US"/>
+        </w:rPr>
+        <w:t>).</w:t>
+      </w:r>
+    </w:p>
+    <w:p>
+      <w:pPr/>
+      <w:r>
+        <w:rPr>
+          <w:lang w:val="en_US" w:bidi="en_US"/>
+        </w:rPr>
+      </w:r>
+      <w:r>
+        <w:rPr>
+          <w:lang w:val="en_US" w:bidi="en_US"/>
+        </w:rPr>
+        <w:t>Because quail cannot fly for long, they stay low to the ground, about two cubits, or 101.6 centimeters (40 inches). When tired, they could be caught by hand (</w:t>
+      </w:r>
+      <w:r>
+        <w:rPr>
+          <w:lang w:val="en_US" w:bidi="en_US"/>
+        </w:rPr>
+        <w:t>Numbers 11:31–32</w:t>
+      </w:r>
+      <w:r>
+        <w:rPr>
+          <w:lang w:val="en_US" w:bidi="en_US"/>
+        </w:rPr>
+        <w:t>).</w:t>
+      </w:r>
+    </w:p>
+    <w:p>
+      <w:pPr/>
+      <w:r>
+        <w:rPr>
+          <w:lang w:val="en_US" w:bidi="en_US"/>
+        </w:rPr>
+      </w:r>
+      <w:r>
+        <w:rPr>
+          <w:lang w:val="en_US" w:bidi="en_US"/>
+        </w:rPr>
+        <w:t>Quail were considered clean food under the law of Moses. They were valued as the most delicate of all game birds. People often preserved them by drying them in the sun.</w:t>
+      </w:r>
+    </w:p>
+    <w:p>
+      <w:pPr/>
+      <w:r>
+        <w:rPr>
+          <w:lang w:val="en_US" w:bidi="en_US"/>
+        </w:rPr>
       </w:r>
       <w:r>
         <w:rPr>
           <w:i/>
           <w:lang w:val="en_US" w:bidi="en_US"/>
         </w:rPr>
+        <w:t>See also</w:t>
+      </w:r>
+      <w:r>
+        <w:rPr>
+          <w:lang w:val="en_US" w:bidi="en_US"/>
+        </w:rPr>
+        <w:t xml:space="preserve"> </w:t>
+      </w:r>
+      <w:r>
+        <w:rPr>
+          <w:lang w:val="en_US" w:bidi="en_US"/>
+        </w:rPr>
+        <w:t>Birds</w:t>
+      </w:r>
+      <w:r>
+        <w:rPr>
+          <w:lang w:val="en_US" w:bidi="en_US"/>
+        </w:rPr>
+        <w:t>.</w:t>
+      </w:r>
+      <w:r>
+        <w:rPr>
+          <w:lang w:val="en_US" w:bidi="en_US"/>
+        </w:rPr>
+      </w:r>
+      <w:r>
+        <w:rPr>
+          <w:lang w:val="en_US" w:bidi="en_US"/>
+        </w:rPr>
+      </w:r>
+    </w:p>
+    <w:p>
+      <w:pPr/>
+      <w:r>
+        <w:rPr>
+          <w:lang w:val="en_US" w:bidi="en_US"/>
+        </w:rPr>
+      </w:r>
+    </w:p>
+    <w:p>
+      <w:pPr>
+        <w:pStyle w:val="Heading2"/>
+      </w:pPr>
+      <w:r>
+        <w:rPr>
+          <w:lang w:val="en_US" w:bidi="en_US"/>
+        </w:rPr>
+        <w:t>Quart</w:t>
+      </w:r>
+      <w:r>
+        <w:rPr>
+          <w:lang w:val="en_US" w:bidi="en_US"/>
+        </w:rPr>
+      </w:r>
+    </w:p>
+    <w:p>
+      <w:pPr/>
+      <w:r>
+        <w:rPr>
+          <w:lang w:val="en_US" w:bidi="en_US"/>
+        </w:rPr>
+      </w:r>
+      <w:r>
+        <w:rPr>
+          <w:lang w:val="en_US" w:bidi="en_US"/>
+        </w:rPr>
+        <w:t xml:space="preserve">A quart is a unit used to measure volume. Some English Bible translations use </w:t>
+      </w:r>
+      <w:r>
+        <w:rPr>
+          <w:b/>
+          <w:lang w:val="en_US" w:bidi="en_US"/>
+        </w:rPr>
+        <w:t>quart</w:t>
+      </w:r>
+      <w:r>
+        <w:rPr>
+          <w:lang w:val="en_US" w:bidi="en_US"/>
+        </w:rPr>
+        <w:t xml:space="preserve"> to represent the Greek </w:t>
+      </w:r>
+      <w:r>
+        <w:rPr>
+          <w:i/>
+          <w:lang w:val="en_US" w:bidi="en_US"/>
+        </w:rPr>
+        <w:t>choinix</w:t>
+      </w:r>
+      <w:r>
+        <w:rPr>
+          <w:lang w:val="en_US" w:bidi="en_US"/>
+        </w:rPr>
+        <w:t>, an ancient unit used to measure dry goods such as grain.</w:t>
+      </w:r>
+    </w:p>
+    <w:p>
+      <w:pPr/>
+      <w:r>
+        <w:rPr>
+          <w:lang w:val="en_US" w:bidi="en_US"/>
+        </w:rPr>
+      </w:r>
+      <w:r>
+        <w:rPr>
+          <w:i/>
+          <w:lang w:val="en_US" w:bidi="en_US"/>
+        </w:rPr>
         <w:t>See</w:t>
       </w:r>
       <w:r>
@@ -366,7 +750,7 @@
         <w:rPr>
           <w:lang w:val="en_US" w:bidi="en_US"/>
         </w:rPr>
-        <w:t>Money</w:t>
+        <w:t>Weights and Measures (Choinix)</w:t>
       </w:r>
       <w:r>
         <w:rPr>
@@ -401,7 +785,7 @@
         <w:rPr>
           <w:lang w:val="en_US" w:bidi="en_US"/>
         </w:rPr>
-        <w:t>Qoheleth</w:t>
+        <w:t>Quartus</w:t>
       </w:r>
       <w:r>
         <w:rPr>
@@ -420,7 +804,35 @@
         <w:rPr>
           <w:lang w:val="en_US" w:bidi="en_US"/>
         </w:rPr>
-        <w:t>The Hebrew title for the book of Ecclesiastes. The word Qoheleth is often translated as “the Preacher” or “the Teacher.” It can also be spelled “Koheleth.” It comes from a word that means “to call an assembly.” It later developed the meaning “to address an assembly.” The author of the book of Ecclesiastes refers to himself as Qoheleth in many passages throughout the book.</w:t>
+        <w:t xml:space="preserve">Quartus was a </w:t>
+      </w:r>
+      <w:r>
+        <w:rPr>
+          <w:lang w:val="en_US" w:bidi="en_US"/>
+        </w:rPr>
+        <w:t>Christian who joined the apostle Paul in sending greetings to the church in Rome (</w:t>
+      </w:r>
+      <w:r>
+        <w:rPr>
+          <w:lang w:val="en_US" w:bidi="en_US"/>
+        </w:rPr>
+        <w:t>Romans 16:23</w:t>
+      </w:r>
+      <w:r>
+        <w:rPr>
+          <w:lang w:val="en_US" w:bidi="en_US"/>
+        </w:rPr>
+        <w:t>).</w:t>
+      </w:r>
+      <w:r>
+        <w:rPr>
+          <w:lang w:val="en_US" w:bidi="en_US"/>
+        </w:rPr>
+      </w:r>
+      <w:r>
+        <w:rPr>
+          <w:lang w:val="en_US" w:bidi="en_US"/>
+        </w:rPr>
       </w:r>
     </w:p>
     <w:p>
@@ -430,6 +842,56 @@
           <w:lang w:val="en_US" w:bidi="en_US"/>
         </w:rPr>
       </w:r>
+    </w:p>
+    <w:p>
+      <w:pPr>
+        <w:pStyle w:val="Heading2"/>
+      </w:pPr>
+      <w:r>
+        <w:rPr>
+          <w:lang w:val="en_US" w:bidi="en_US"/>
+        </w:rPr>
+        <w:t>Quaternion</w:t>
+      </w:r>
+      <w:r>
+        <w:rPr>
+          <w:lang w:val="en_US" w:bidi="en_US"/>
+        </w:rPr>
+      </w:r>
+    </w:p>
+    <w:p>
+      <w:pPr/>
+      <w:r>
+        <w:rPr>
+          <w:lang w:val="en_US" w:bidi="en_US"/>
+        </w:rPr>
+      </w:r>
+      <w:r>
+        <w:rPr>
+          <w:lang w:val="en_US" w:bidi="en_US"/>
+        </w:rPr>
+        <w:t xml:space="preserve">The King James Version translation for “squad” in </w:t>
+      </w:r>
+      <w:r>
+        <w:rPr>
+          <w:lang w:val="en_US" w:bidi="en_US"/>
+        </w:rPr>
+        <w:t>Acts 12:4</w:t>
+      </w:r>
+      <w:r>
+        <w:rPr>
+          <w:lang w:val="en_US" w:bidi="en_US"/>
+        </w:rPr>
+        <w:t xml:space="preserve">. </w:t>
+      </w:r>
+    </w:p>
+    <w:p>
+      <w:pPr/>
+      <w:r>
+        <w:rPr>
+          <w:lang w:val="en_US" w:bidi="en_US"/>
+        </w:rPr>
+      </w:r>
       <w:r>
         <w:rPr>
           <w:i/>
@@ -447,7 +909,7 @@
         <w:rPr>
           <w:lang w:val="en_US" w:bidi="en_US"/>
         </w:rPr>
-        <w:t>Ecclesiastes, Book of</w:t>
+        <w:t>Warfare</w:t>
       </w:r>
       <w:r>
         <w:rPr>
@@ -482,7 +944,7 @@
         <w:rPr>
           <w:lang w:val="en_US" w:bidi="en_US"/>
         </w:rPr>
-        <w:t>Quadratus, Apology of</w:t>
+        <w:t>Queen</w:t>
       </w:r>
       <w:r>
         <w:rPr>
@@ -501,7 +963,7 @@
         <w:rPr>
           <w:lang w:val="en_US" w:bidi="en_US"/>
         </w:rPr>
-        <w:t>Around AD 125 Quadratus wrote an early Christian defense (or apology) of Christianity to emperor Hadrian. The writings of Eusebius preserve the only surviving fragment of this apology. The fragment says the following:</w:t>
+        <w:t xml:space="preserve">A word used to describe a reigning monarch, a queen consort, or a queen mother. </w:t>
       </w:r>
     </w:p>
     <w:p>
@@ -515,7 +977,55 @@
         <w:rPr>
           <w:lang w:val="en_US" w:bidi="en_US"/>
         </w:rPr>
-        <w:t>“But the works of our Savior were always present (for they were genuine): namely, those who healed, those who rose from the dead; who were not only seen in the act of being healed or raised, but were also always present; and not merely when the Savior was on earth, but after his departure as well, they lived for a considerable time; insomuch that some of them survived even to our own day.”</w:t>
+        <w:t>The queen of Sheba was the world's richest woman. She became so after visiting King Solomon's luxurious court (</w:t>
+      </w:r>
+      <w:r>
+        <w:rPr>
+          <w:lang w:val="en_US" w:bidi="en_US"/>
+        </w:rPr>
+        <w:t>1 Kings 10:1</w:t>
+      </w:r>
+      <w:r>
+        <w:rPr>
+          <w:lang w:val="en_US" w:bidi="en_US"/>
+        </w:rPr>
+        <w:t xml:space="preserve">; </w:t>
+      </w:r>
+      <w:r>
+        <w:rPr>
+          <w:lang w:val="en_US" w:bidi="en_US"/>
+        </w:rPr>
+        <w:t>Matthew 12:42</w:t>
+      </w:r>
+      <w:r>
+        <w:rPr>
+          <w:lang w:val="en_US" w:bidi="en_US"/>
+        </w:rPr>
+        <w:t xml:space="preserve">; </w:t>
+      </w:r>
+      <w:r>
+        <w:rPr>
+          <w:lang w:val="en_US" w:bidi="en_US"/>
+        </w:rPr>
+        <w:t>Luke 11:31</w:t>
+      </w:r>
+      <w:r>
+        <w:rPr>
+          <w:lang w:val="en_US" w:bidi="en_US"/>
+        </w:rPr>
+        <w:t xml:space="preserve">). She arrived with a large retinue and camels bearing gold, jewels, and spices. Candace, queen of Ethiopia, is mentioned in </w:t>
+      </w:r>
+      <w:r>
+        <w:rPr>
+          <w:lang w:val="en_US" w:bidi="en_US"/>
+        </w:rPr>
+        <w:t>Acts 8:27</w:t>
+      </w:r>
+      <w:r>
+        <w:rPr>
+          <w:lang w:val="en_US" w:bidi="en_US"/>
+        </w:rPr>
+        <w:t>. A eunuch, a senior minister in her court, was converted by Philip while visiting Jerusalem.</w:t>
       </w:r>
     </w:p>
     <w:p>
@@ -529,17 +1039,43 @@
         <w:rPr>
           <w:lang w:val="en_US" w:bidi="en_US"/>
         </w:rPr>
-        <w:t>According to Eusebius, Quadratus wrote the apology to defend the church. Eusebius wrote, “Certain evil men tried to trouble those who belonged to us.” Quadratus also hoped to persuade Hadrian of the truthfulness of Christianity. If Quadratus could assure Hadrian of the pure intentions of the Christians, Hadrian might end the persecutions. The apology of Quadratus is sometimes mistakenly identified with the “Letter to Diognetus.”</w:t>
-      </w:r>
-      <w:r>
-        <w:rPr>
-          <w:lang w:val="en_US" w:bidi="en_US"/>
-        </w:rPr>
-      </w:r>
-      <w:r>
-        <w:rPr>
-          <w:lang w:val="en_US" w:bidi="en_US"/>
-        </w:rPr>
+        <w:t>In Jewish history, Athaliah reigned for six years. She thought she had killed all rival claimants to the throne in the royal family (</w:t>
+      </w:r>
+      <w:r>
+        <w:rPr>
+          <w:lang w:val="en_US" w:bidi="en_US"/>
+        </w:rPr>
+        <w:t>2 Kings 11:3</w:t>
+      </w:r>
+      <w:r>
+        <w:rPr>
+          <w:lang w:val="en_US" w:bidi="en_US"/>
+        </w:rPr>
+        <w:t>). Also, Salome Alexandra succeeded her husband, Alexander Janneus, as ruler from 76 to 67 BC. A queen consort usually played a minor role. Two exceptions are Bathsheba (</w:t>
+      </w:r>
+      <w:r>
+        <w:rPr>
+          <w:lang w:val="en_US" w:bidi="en_US"/>
+        </w:rPr>
+        <w:t>1 Kings 1:15–31</w:t>
+      </w:r>
+      <w:r>
+        <w:rPr>
+          <w:lang w:val="en_US" w:bidi="en_US"/>
+        </w:rPr>
+        <w:t>) and Jezebel (</w:t>
+      </w:r>
+      <w:r>
+        <w:rPr>
+          <w:lang w:val="en_US" w:bidi="en_US"/>
+        </w:rPr>
+        <w:t>1 Kings 21:1–29</w:t>
+      </w:r>
+      <w:r>
+        <w:rPr>
+          <w:lang w:val="en_US" w:bidi="en_US"/>
+        </w:rPr>
+        <w:t xml:space="preserve">). Bathsheba wanted her son to succeed to the throne. Jezebel plotted a false accusation that led to Naboth's death. </w:t>
       </w:r>
     </w:p>
     <w:p>
@@ -549,6 +1085,102 @@
           <w:lang w:val="en_US" w:bidi="en_US"/>
         </w:rPr>
       </w:r>
+      <w:r>
+        <w:rPr>
+          <w:lang w:val="en_US" w:bidi="en_US"/>
+        </w:rPr>
+        <w:t xml:space="preserve">The queen mother played a powerful role. She not only ruled over the royal household but also was held in respect both by the court and by the monarch (compare </w:t>
+      </w:r>
+      <w:r>
+        <w:rPr>
+          <w:lang w:val="en_US" w:bidi="en_US"/>
+        </w:rPr>
+        <w:t>Exodus 20:12</w:t>
+      </w:r>
+      <w:r>
+        <w:rPr>
+          <w:lang w:val="en_US" w:bidi="en_US"/>
+        </w:rPr>
+        <w:t>). Her requests were unlikely to be denied (</w:t>
+      </w:r>
+      <w:r>
+        <w:rPr>
+          <w:lang w:val="en_US" w:bidi="en_US"/>
+        </w:rPr>
+        <w:t>1 Kings 2:20</w:t>
+      </w:r>
+      <w:r>
+        <w:rPr>
+          <w:lang w:val="en_US" w:bidi="en_US"/>
+        </w:rPr>
+        <w:t>). As the king's mother, she was unique. His wives shared their position with others. Maacah, queen mother of Abijam, even retained her authority during much of her grandson’s reign (</w:t>
+      </w:r>
+      <w:r>
+        <w:rPr>
+          <w:lang w:val="en_US" w:bidi="en_US"/>
+        </w:rPr>
+        <w:t>1 Kings 15:2, 10, 13</w:t>
+      </w:r>
+      <w:r>
+        <w:rPr>
+          <w:lang w:val="en_US" w:bidi="en_US"/>
+        </w:rPr>
+        <w:t xml:space="preserve">; </w:t>
+      </w:r>
+      <w:r>
+        <w:rPr>
+          <w:lang w:val="en_US" w:bidi="en_US"/>
+        </w:rPr>
+        <w:t>2 Chronicles 15:16</w:t>
+      </w:r>
+      <w:r>
+        <w:rPr>
+          <w:lang w:val="en_US" w:bidi="en_US"/>
+        </w:rPr>
+        <w:t>). The queen mother was crowned (</w:t>
+      </w:r>
+      <w:r>
+        <w:rPr>
+          <w:lang w:val="en_US" w:bidi="en_US"/>
+        </w:rPr>
+        <w:t>Jeremiah 13:18</w:t>
+      </w:r>
+      <w:r>
+        <w:rPr>
+          <w:lang w:val="en_US" w:bidi="en_US"/>
+        </w:rPr>
+        <w:t>). Bathsheba, now queen, was powerful enough to sit at King Solomon's right hand (</w:t>
+      </w:r>
+      <w:r>
+        <w:rPr>
+          <w:lang w:val="en_US" w:bidi="en_US"/>
+        </w:rPr>
+        <w:t>1 Kings 2:19</w:t>
+      </w:r>
+      <w:r>
+        <w:rPr>
+          <w:lang w:val="en_US" w:bidi="en_US"/>
+        </w:rPr>
+        <w:t>).</w:t>
+      </w:r>
+      <w:r>
+        <w:rPr>
+          <w:lang w:val="en_US" w:bidi="en_US"/>
+        </w:rPr>
+      </w:r>
+      <w:r>
+        <w:rPr>
+          <w:lang w:val="en_US" w:bidi="en_US"/>
+        </w:rPr>
+      </w:r>
+    </w:p>
+    <w:p>
+      <w:pPr/>
+      <w:r>
+        <w:rPr>
+          <w:lang w:val="en_US" w:bidi="en_US"/>
+        </w:rPr>
+      </w:r>
     </w:p>
     <w:p>
       <w:pPr>
@@ -558,7 +1190,7 @@
         <w:rPr>
           <w:lang w:val="en_US" w:bidi="en_US"/>
         </w:rPr>
-        <w:t>Quail</w:t>
+        <w:t>Queen of Heaven</w:t>
       </w:r>
       <w:r>
         <w:rPr>
@@ -577,20 +1209,100 @@
         <w:rPr>
           <w:lang w:val="en_US" w:bidi="en_US"/>
         </w:rPr>
-        <w:t>A quail is a short, stocky bird with a bill and feet like a chicken. These features help it eat seeds and insects. The common quail (</w:t>
+        <w:t>Goddess mentioned by Jeremiah in his denunciations of Judah’s idolatry (</w:t>
+      </w:r>
+      <w:r>
+        <w:rPr>
+          <w:lang w:val="en_US" w:bidi="en_US"/>
+        </w:rPr>
+        <w:t>Jer 7:18</w:t>
+      </w:r>
+      <w:r>
+        <w:rPr>
+          <w:lang w:val="en_US" w:bidi="en_US"/>
+        </w:rPr>
+        <w:t xml:space="preserve">; </w:t>
+      </w:r>
+      <w:r>
+        <w:rPr>
+          <w:lang w:val="en_US" w:bidi="en_US"/>
+        </w:rPr>
+        <w:t>44:17–19, 25</w:t>
+      </w:r>
+      <w:r>
+        <w:rPr>
+          <w:lang w:val="en_US" w:bidi="en_US"/>
+        </w:rPr>
+        <w:t>). The women of Judah were especially involved in worshiping the Queen of Heaven. After the destruction and depopulation of Jerusalem in 586 BC, a group of exiles fled to Egypt, carrying Jeremiah with them. There he again condemned the idolatry that had brought this disaster. This provoked a sharp reaction from the men and their wives. In the recent catastrophe, they had seemingly vowed to return to the worship of the Queen of Heaven. They claimed that since they had given up this worship, nothing but trouble had befallen the nation—the complete reversal of Jeremiah’s affirmation. To this, the prophet’s response was that if this was their attitude, nothing remained to be said. He delivered them over to their reprobate mind, asserting that in Egypt, among the Jews who settled there, true worship would become extinct, so that even the name of the Lord would not be heard (</w:t>
+      </w:r>
+      <w:r>
+        <w:rPr>
+          <w:lang w:val="en_US" w:bidi="en_US"/>
+        </w:rPr>
+        <w:t>44:25–28</w:t>
+      </w:r>
+      <w:r>
+        <w:rPr>
+          <w:lang w:val="en_US" w:bidi="en_US"/>
+        </w:rPr>
+        <w:t>).</w:t>
+      </w:r>
+    </w:p>
+    <w:p>
+      <w:pPr/>
+      <w:r>
+        <w:rPr>
+          <w:lang w:val="en_US" w:bidi="en_US"/>
+        </w:rPr>
+      </w:r>
+      <w:r>
+        <w:rPr>
+          <w:lang w:val="en_US" w:bidi="en_US"/>
+        </w:rPr>
+        <w:t>The goddess is generally identified with Ishtar, a Babylonian deity associated with the planet Venus, whose worship was probably imported into Judah during Manasseh’s reign. Through the preaching of the prophets and the reforms of Josiah, worship of this god largely died out, but it must still have been cherished secretly, possibly among the women of the royal court.</w:t>
+      </w:r>
+    </w:p>
+    <w:p>
+      <w:pPr/>
+      <w:r>
+        <w:rPr>
+          <w:lang w:val="en_US" w:bidi="en_US"/>
+        </w:rPr>
       </w:r>
       <w:r>
         <w:rPr>
           <w:i/>
           <w:lang w:val="en_US" w:bidi="en_US"/>
         </w:rPr>
-        <w:t>Coturnix coturnix</w:t>
-      </w:r>
-      <w:r>
-        <w:rPr>
-          <w:lang w:val="en_US" w:bidi="en_US"/>
-        </w:rPr>
-        <w:t>) is the smallest member of the poultry family that also includes pheasants and partridges.</w:t>
+        <w:t>See also</w:t>
+      </w:r>
+      <w:r>
+        <w:rPr>
+          <w:lang w:val="en_US" w:bidi="en_US"/>
+        </w:rPr>
+        <w:t xml:space="preserve"> </w:t>
+      </w:r>
+      <w:r>
+        <w:rPr>
+          <w:lang w:val="en_US" w:bidi="en_US"/>
+        </w:rPr>
+        <w:t>Canaanite Deities and Religion</w:t>
+      </w:r>
+      <w:r>
+        <w:rPr>
+          <w:lang w:val="en_US" w:bidi="en_US"/>
+        </w:rPr>
+        <w:t>.</w:t>
+      </w:r>
+      <w:r>
+        <w:rPr>
+          <w:lang w:val="en_US" w:bidi="en_US"/>
+        </w:rPr>
+      </w:r>
+      <w:r>
+        <w:rPr>
+          <w:lang w:val="en_US" w:bidi="en_US"/>
+        </w:rPr>
       </w:r>
     </w:p>
     <w:p>
@@ -600,11 +1312,21 @@
           <w:lang w:val="en_US" w:bidi="en_US"/>
         </w:rPr>
       </w:r>
-      <w:r>
-        <w:rPr>
-          <w:lang w:val="en_US" w:bidi="en_US"/>
-        </w:rPr>
-        <w:t>Quail are about 25.4 centimeters (10 inches) long. They have small, rounded wings and a white belly. When startled, they burst from grass or bushes with a whirring sound. A female may lay up to 18 eggs. If the female dies, the male may care for the young.</w:t>
+    </w:p>
+    <w:p>
+      <w:pPr>
+        <w:pStyle w:val="Heading2"/>
+      </w:pPr>
+      <w:r>
+        <w:rPr>
+          <w:lang w:val="en_US" w:bidi="en_US"/>
+        </w:rPr>
+        <w:t>Queen of Sheba</w:t>
+      </w:r>
+      <w:r>
+        <w:rPr>
+          <w:lang w:val="en_US" w:bidi="en_US"/>
+        </w:rPr>
       </w:r>
     </w:p>
     <w:p>
@@ -618,7 +1340,448 @@
         <w:rPr>
           <w:lang w:val="en_US" w:bidi="en_US"/>
         </w:rPr>
-        <w:t>Quail from the Mediterranean region spend the winter in Sudan. In spring they migrate north in large flocks. Quail cannot fly for long periods. Instead, they ride wind currents to stay in the air.</w:t>
+        <w:t>The queen of Sheba was a ruler who traveled to Jerusalem to test Solomon’s wisdom. She brought valuable gifts and praised Solomon’s wisdom and the greatness of his kingdom.</w:t>
+      </w:r>
+    </w:p>
+    <w:p>
+      <w:pPr/>
+      <w:r>
+        <w:rPr>
+          <w:lang w:val="en_US" w:bidi="en_US"/>
+        </w:rPr>
+      </w:r>
+      <w:r>
+        <w:rPr>
+          <w:i/>
+          <w:lang w:val="en_US" w:bidi="en_US"/>
+        </w:rPr>
+        <w:t>See</w:t>
+      </w:r>
+      <w:r>
+        <w:rPr>
+          <w:lang w:val="en_US" w:bidi="en_US"/>
+        </w:rPr>
+        <w:t xml:space="preserve"> </w:t>
+      </w:r>
+      <w:r>
+        <w:rPr>
+          <w:lang w:val="en_US" w:bidi="en_US"/>
+        </w:rPr>
+        <w:t>Sheba (Place) #2</w:t>
+      </w:r>
+      <w:r>
+        <w:rPr>
+          <w:lang w:val="en_US" w:bidi="en_US"/>
+        </w:rPr>
+        <w:t>.</w:t>
+      </w:r>
+      <w:r>
+        <w:rPr>
+          <w:lang w:val="en_US" w:bidi="en_US"/>
+        </w:rPr>
+      </w:r>
+      <w:r>
+        <w:rPr>
+          <w:lang w:val="en_US" w:bidi="en_US"/>
+        </w:rPr>
+      </w:r>
+    </w:p>
+    <w:p>
+      <w:pPr/>
+      <w:r>
+        <w:rPr>
+          <w:lang w:val="en_US" w:bidi="en_US"/>
+        </w:rPr>
+      </w:r>
+    </w:p>
+    <w:p>
+      <w:pPr>
+        <w:pStyle w:val="Heading2"/>
+      </w:pPr>
+      <w:r>
+        <w:rPr>
+          <w:lang w:val="en_US" w:bidi="en_US"/>
+        </w:rPr>
+        <w:t>Quince</w:t>
+      </w:r>
+      <w:r>
+        <w:rPr>
+          <w:lang w:val="en_US" w:bidi="en_US"/>
+        </w:rPr>
+      </w:r>
+    </w:p>
+    <w:p>
+      <w:pPr/>
+      <w:r>
+        <w:rPr>
+          <w:lang w:val="en_US" w:bidi="en_US"/>
+        </w:rPr>
+      </w:r>
+      <w:r>
+        <w:rPr>
+          <w:lang w:val="en_US" w:bidi="en_US"/>
+        </w:rPr>
+        <w:t xml:space="preserve">The quince is a tree native to western Asia. It has white flowers and fruit that looks like apples. The fruit can only be eaten when cooked. Some scholars believe that the </w:t>
+      </w:r>
+      <w:r>
+        <w:rPr>
+          <w:i/>
+          <w:lang w:val="en_US" w:bidi="en_US"/>
+        </w:rPr>
+        <w:t>apples</w:t>
+      </w:r>
+      <w:r>
+        <w:rPr>
+          <w:lang w:val="en_US" w:bidi="en_US"/>
+        </w:rPr>
+        <w:t xml:space="preserve"> mentioned in the Old Testament were actually quinces, </w:t>
+      </w:r>
+      <w:r>
+        <w:rPr>
+          <w:i/>
+          <w:lang w:val="en_US" w:bidi="en_US"/>
+        </w:rPr>
+        <w:t>Cydonia oblonga</w:t>
+      </w:r>
+      <w:r>
+        <w:rPr>
+          <w:lang w:val="en_US" w:bidi="en_US"/>
+        </w:rPr>
+        <w:t>.</w:t>
+      </w:r>
+    </w:p>
+    <w:p>
+      <w:pPr/>
+      <w:r>
+        <w:rPr>
+          <w:lang w:val="en_US" w:bidi="en_US"/>
+        </w:rPr>
+      </w:r>
+      <w:r>
+        <w:rPr>
+          <w:lang w:val="en_US" w:bidi="en_US"/>
+        </w:rPr>
+        <w:t>The quince tree is quite common in the region of Palestine, though mainly as a cultivated tree rather than growing wild. It may be found growing naturally in the northern parts of Syria. The quince is native to northern Persia and Asia Minor (modern-day Turkey).</w:t>
+      </w:r>
+    </w:p>
+    <w:p>
+      <w:pPr/>
+      <w:r>
+        <w:rPr>
+          <w:lang w:val="en_US" w:bidi="en_US"/>
+        </w:rPr>
+      </w:r>
+      <w:r>
+        <w:rPr>
+          <w:lang w:val="en_US" w:bidi="en_US"/>
+        </w:rPr>
+        <w:t>The fruit is yellowish in color and has a strong, pleasant smell. It was this fragrance that made the quince highly valued by people in ancient times.</w:t>
+      </w:r>
+      <w:r>
+        <w:rPr>
+          <w:lang w:val="en_US" w:bidi="en_US"/>
+        </w:rPr>
+      </w:r>
+      <w:r>
+        <w:rPr>
+          <w:lang w:val="en_US" w:bidi="en_US"/>
+        </w:rPr>
+      </w:r>
+    </w:p>
+    <w:p>
+      <w:pPr/>
+      <w:r>
+        <w:rPr>
+          <w:lang w:val="en_US" w:bidi="en_US"/>
+        </w:rPr>
+      </w:r>
+    </w:p>
+    <w:p>
+      <w:pPr>
+        <w:pStyle w:val="Heading2"/>
+      </w:pPr>
+      <w:r>
+        <w:rPr>
+          <w:lang w:val="en_US" w:bidi="en_US"/>
+        </w:rPr>
+        <w:t>Quirinius</w:t>
+      </w:r>
+      <w:r>
+        <w:rPr>
+          <w:lang w:val="en_US" w:bidi="en_US"/>
+        </w:rPr>
+      </w:r>
+    </w:p>
+    <w:p>
+      <w:pPr/>
+      <w:r>
+        <w:rPr>
+          <w:lang w:val="en_US" w:bidi="en_US"/>
+        </w:rPr>
+      </w:r>
+      <w:r>
+        <w:rPr>
+          <w:lang w:val="en_US" w:bidi="en_US"/>
+        </w:rPr>
+        <w:t>Roman governor of Syria at the time of Jesus’ birth (</w:t>
+      </w:r>
+      <w:r>
+        <w:rPr>
+          <w:lang w:val="en_US" w:bidi="en_US"/>
+        </w:rPr>
+        <w:t>Luke 2:2</w:t>
+      </w:r>
+      <w:r>
+        <w:rPr>
+          <w:lang w:val="en_US" w:bidi="en_US"/>
+        </w:rPr>
+        <w:t>). According to the Roman historian Tacitus (</w:t>
+      </w:r>
+      <w:r>
+        <w:rPr>
+          <w:i/>
+          <w:lang w:val="en_US" w:bidi="en_US"/>
+        </w:rPr>
+        <w:t>Annals</w:t>
+      </w:r>
+      <w:r>
+        <w:rPr>
+          <w:lang w:val="en_US" w:bidi="en_US"/>
+        </w:rPr>
+        <w:t xml:space="preserve"> 3.48), Publius Sulpicius Quirinius was elected consul of Syria in 12 BC. He was appointed around 7 BC, along with Varus, legatus (or governor) of Syria. His duties were in military and foreign affairs. Varus handled civil matters. Quirinius's first term as governor lasted several years. He led a successful expedition against the Homonadenses. They were a rebellious group of mountaineers in Asia Minor's Cilician province. He also oversaw an empire-wide census ordered by Caesar Augustus. Luke records that Jesus’s birth took place at the time of this first enrollment “</w:t>
+      </w:r>
+      <w:r>
+        <w:rPr>
+          <w:lang w:val="en_US" w:bidi="en_US"/>
+        </w:rPr>
+        <w:t>while Quirinius was governor of Syria</w:t>
+      </w:r>
+      <w:r>
+        <w:rPr>
+          <w:lang w:val="en_US" w:bidi="en_US"/>
+        </w:rPr>
+        <w:t>” (</w:t>
+      </w:r>
+      <w:r>
+        <w:rPr>
+          <w:lang w:val="en_US" w:bidi="en_US"/>
+        </w:rPr>
+        <w:t>Luke 2:2</w:t>
+      </w:r>
+      <w:r>
+        <w:rPr>
+          <w:lang w:val="en_US" w:bidi="en_US"/>
+        </w:rPr>
+        <w:t>). Matthew says it was during the reign of King Herod the Great (</w:t>
+      </w:r>
+      <w:r>
+        <w:rPr>
+          <w:lang w:val="en_US" w:bidi="en_US"/>
+        </w:rPr>
+        <w:t>Matthew 2:1</w:t>
+      </w:r>
+      <w:r>
+        <w:rPr>
+          <w:lang w:val="en_US" w:bidi="en_US"/>
+        </w:rPr>
+        <w:t>), presumably in 4 BC.</w:t>
+      </w:r>
+    </w:p>
+    <w:p>
+      <w:pPr/>
+      <w:r>
+        <w:rPr>
+          <w:lang w:val="en_US" w:bidi="en_US"/>
+        </w:rPr>
+      </w:r>
+      <w:r>
+        <w:rPr>
+          <w:lang w:val="en_US" w:bidi="en_US"/>
+        </w:rPr>
+        <w:t>Quirinius became rector to Gaius Caesar in 1 BC. He married Aemilia Ledipa in AD 2, but later divorced her. In AD 6, he was reappointed legatus of Syria, perhaps serving in this position for a couple of years. In this second administration Quirinius again supervised a census of Judea. The second census was not done according to Jewish custom, as was the first. The second census taxed the Jews as a subservient people to Rome. This caused Jewish opposition and rebellion against Rome. This is probably the census referred to by the Jewish historian Josephus (</w:t>
+      </w:r>
+      <w:r>
+        <w:rPr>
+          <w:i/>
+          <w:lang w:val="en_US" w:bidi="en_US"/>
+        </w:rPr>
+        <w:t>Antiquities</w:t>
+      </w:r>
+      <w:r>
+        <w:rPr>
+          <w:lang w:val="en_US" w:bidi="en_US"/>
+        </w:rPr>
+        <w:t xml:space="preserve"> 17.13.5) and Gamaliel (</w:t>
+      </w:r>
+      <w:r>
+        <w:rPr>
+          <w:lang w:val="en_US" w:bidi="en_US"/>
+        </w:rPr>
+        <w:t>Acts 5:37</w:t>
+      </w:r>
+      <w:r>
+        <w:rPr>
+          <w:lang w:val="en_US" w:bidi="en_US"/>
+        </w:rPr>
+        <w:t xml:space="preserve">). </w:t>
+      </w:r>
+    </w:p>
+    <w:p>
+      <w:pPr/>
+      <w:r>
+        <w:rPr>
+          <w:lang w:val="en_US" w:bidi="en_US"/>
+        </w:rPr>
+      </w:r>
+      <w:r>
+        <w:rPr>
+          <w:lang w:val="en_US" w:bidi="en_US"/>
+        </w:rPr>
+        <w:t>The remainder of Quirinius’s career was probably spent in Rome, where he died at an advanced age in AD 21.</w:t>
+      </w:r>
+    </w:p>
+    <w:p>
+      <w:pPr/>
+      <w:r>
+        <w:rPr>
+          <w:lang w:val="en_US" w:bidi="en_US"/>
+        </w:rPr>
+      </w:r>
+      <w:r>
+        <w:rPr>
+          <w:i/>
+          <w:lang w:val="en_US" w:bidi="en_US"/>
+        </w:rPr>
+        <w:t>See also</w:t>
+      </w:r>
+      <w:r>
+        <w:rPr>
+          <w:lang w:val="en_US" w:bidi="en_US"/>
+        </w:rPr>
+        <w:t xml:space="preserve"> </w:t>
+      </w:r>
+      <w:r>
+        <w:rPr>
+          <w:lang w:val="en_US" w:bidi="en_US"/>
+        </w:rPr>
+        <w:t>Census</w:t>
+      </w:r>
+      <w:r>
+        <w:rPr>
+          <w:lang w:val="en_US" w:bidi="en_US"/>
+        </w:rPr>
+        <w:t xml:space="preserve">; </w:t>
+      </w:r>
+      <w:r>
+        <w:rPr>
+          <w:lang w:val="en_US" w:bidi="en_US"/>
+        </w:rPr>
+        <w:t>Chronology of the Bible (New Testament)</w:t>
+      </w:r>
+      <w:r>
+        <w:rPr>
+          <w:lang w:val="en_US" w:bidi="en_US"/>
+        </w:rPr>
+        <w:t>.</w:t>
+      </w:r>
+      <w:r>
+        <w:rPr>
+          <w:lang w:val="en_US" w:bidi="en_US"/>
+        </w:rPr>
+      </w:r>
+      <w:r>
+        <w:rPr>
+          <w:lang w:val="en_US" w:bidi="en_US"/>
+        </w:rPr>
+      </w:r>
+    </w:p>
+    <w:p>
+      <w:pPr/>
+      <w:r>
+        <w:rPr>
+          <w:lang w:val="en_US" w:bidi="en_US"/>
+        </w:rPr>
+      </w:r>
+    </w:p>
+    <w:p>
+      <w:pPr>
+        <w:pStyle w:val="Heading2"/>
+      </w:pPr>
+      <w:r>
+        <w:rPr>
+          <w:lang w:val="en_US" w:bidi="en_US"/>
+        </w:rPr>
+        <w:t>Qumran</w:t>
+      </w:r>
+      <w:r>
+        <w:rPr>
+          <w:lang w:val="en_US" w:bidi="en_US"/>
+        </w:rPr>
+      </w:r>
+    </w:p>
+    <w:p>
+      <w:pPr/>
+      <w:r>
+        <w:rPr>
+          <w:lang w:val="en_US" w:bidi="en_US"/>
+        </w:rPr>
+      </w:r>
+      <w:r>
+        <w:rPr>
+          <w:lang w:val="en_US" w:bidi="en_US"/>
+        </w:rPr>
+        <w:t>An ancient Jewish religious community that lived near the site where the Dead Sea Scrolls were found in 1947.</w:t>
+      </w:r>
+    </w:p>
+    <w:p>
+      <w:pPr/>
+      <w:r>
+        <w:rPr>
+          <w:lang w:val="en_US" w:bidi="en_US"/>
+        </w:rPr>
+      </w:r>
+      <w:r>
+        <w:rPr>
+          <w:lang w:val="en_US" w:bidi="en_US"/>
+        </w:rPr>
+        <w:t>This Jewish monastery, called Khirbet Qumran, lies on the north side of the Wadi Qumran. It is about 1.6 kilometers (one mile) south of Cave I. Travelers had noted the ruins for years.</w:t>
+      </w:r>
+    </w:p>
+    <w:p>
+      <w:pPr>
+        <w:pStyle w:val="Heading3"/>
+      </w:pPr>
+      <w:r>
+        <w:rPr>
+          <w:lang w:val="en_US" w:bidi="en_US"/>
+        </w:rPr>
+        <w:t>Excavations at Khirbet Qumran</w:t>
+      </w:r>
+    </w:p>
+    <w:p>
+      <w:pPr/>
+      <w:r>
+        <w:rPr>
+          <w:lang w:val="en_US" w:bidi="en_US"/>
+        </w:rPr>
+      </w:r>
+      <w:r>
+        <w:rPr>
+          <w:lang w:val="en_US" w:bidi="en_US"/>
+        </w:rPr>
+        <w:t>The first investigations of Khirbet Qumran were made in 1949 by Harding and de Vaux. The Jordanian Archaeological Museum and the École Biblique began routine excavations starting in 1951. They found the main building in the complex and discovered it lay at the center of a well-organized community. An estimated 200</w:t>
+      </w:r>
+      <w:r>
+        <w:rPr>
+          <w:lang w:val="en_US" w:bidi="en_US"/>
+        </w:rPr>
+        <w:t>–</w:t>
+      </w:r>
+      <w:r>
+        <w:rPr>
+          <w:lang w:val="en_US" w:bidi="en_US"/>
+        </w:rPr>
+        <w:t>400 people lived at Qumran at one time, most of them in tents outside the buildings or in nearby caves. There was also a large cemetery to the east toward the Dead Sea. De Vaux concluded that Khirbet Qumran was the headquarters of a Jewish sect called the Essenes.</w:t>
       </w:r>
     </w:p>
     <w:p>
@@ -629,7 +1792,7 @@
         <w:rPr>
           <w:lang w:val="en_US" w:bidi="en_US"/>
         </w:rPr>
-        <w:t>Quail in the Bible</w:t>
+        <w:t>History of Khirbet Qumran</w:t>
       </w:r>
     </w:p>
     <w:p>
@@ -643,1432 +1806,14 @@
         <w:rPr>
           <w:lang w:val="en_US" w:bidi="en_US"/>
         </w:rPr>
-        <w:t>Very large flocks of quail fed the Israelites twice during their time in the wilderness of Sinai (</w:t>
-      </w:r>
-      <w:hyperlink r:id="rId16">
-        <w:r>
-          <w:rPr>
-            <w:lang w:val="en_US" w:bidi="en_US"/>
-          </w:rPr>
-          <w:rPr>
-            <w:color w:val="0000EE"/>
-            <w:u w:val="single"/>
-          </w:rPr>
-          <w:t>Exodus 16:13</w:t>
-        </w:r>
-      </w:hyperlink>
-      <w:r>
-        <w:rPr>
-          <w:lang w:val="en_US" w:bidi="en_US"/>
-        </w:rPr>
-        <w:t xml:space="preserve">; </w:t>
-      </w:r>
-      <w:hyperlink r:id="rId17">
-        <w:r>
-          <w:rPr>
-            <w:lang w:val="en_US" w:bidi="en_US"/>
-          </w:rPr>
-          <w:rPr>
-            <w:color w:val="0000EE"/>
-            <w:u w:val="single"/>
-          </w:rPr>
-          <w:t>Numbers 11:31–32</w:t>
-        </w:r>
-      </w:hyperlink>
-      <w:r>
-        <w:rPr>
-          <w:lang w:val="en_US" w:bidi="en_US"/>
-        </w:rPr>
-        <w:t xml:space="preserve">; </w:t>
-      </w:r>
-      <w:hyperlink r:id="rId18">
-        <w:r>
-          <w:rPr>
-            <w:lang w:val="en_US" w:bidi="en_US"/>
-          </w:rPr>
-          <w:rPr>
-            <w:color w:val="0000EE"/>
-            <w:u w:val="single"/>
-          </w:rPr>
-          <w:t>Psalm 105:40</w:t>
-        </w:r>
-      </w:hyperlink>
-      <w:r>
-        <w:rPr>
-          <w:lang w:val="en_US" w:bidi="en_US"/>
-        </w:rPr>
-        <w:t>). The second time, they were likely flying along the Gulf of Aqaba and were blown off course by an east wind (</w:t>
-      </w:r>
-      <w:hyperlink r:id="rId19">
-        <w:r>
-          <w:rPr>
-            <w:lang w:val="en_US" w:bidi="en_US"/>
-          </w:rPr>
-          <w:rPr>
-            <w:color w:val="0000EE"/>
-            <w:u w:val="single"/>
-          </w:rPr>
-          <w:t>Numbers 11:31</w:t>
-        </w:r>
-      </w:hyperlink>
-      <w:r>
-        <w:rPr>
-          <w:lang w:val="en_US" w:bidi="en_US"/>
-        </w:rPr>
-        <w:t xml:space="preserve">; </w:t>
-      </w:r>
-      <w:hyperlink r:id="rId20">
-        <w:r>
-          <w:rPr>
-            <w:lang w:val="en_US" w:bidi="en_US"/>
-          </w:rPr>
-          <w:rPr>
-            <w:color w:val="0000EE"/>
-            <w:u w:val="single"/>
-          </w:rPr>
-          <w:t>Psalm 78:26–28</w:t>
-        </w:r>
-      </w:hyperlink>
-      <w:r>
-        <w:rPr>
-          <w:lang w:val="en_US" w:bidi="en_US"/>
-        </w:rPr>
-        <w:t>).</w:t>
-      </w:r>
-    </w:p>
-    <w:p>
-      <w:pPr/>
-      <w:r>
-        <w:rPr>
-          <w:lang w:val="en_US" w:bidi="en_US"/>
-        </w:rPr>
-      </w:r>
-      <w:r>
-        <w:rPr>
-          <w:lang w:val="en_US" w:bidi="en_US"/>
-        </w:rPr>
-        <w:t>Because quail cannot fly for long, they stay low to the ground, about two cubits, or 101.6 centimeters (40 inches). When tired, they could be caught by hand (</w:t>
-      </w:r>
-      <w:hyperlink r:id="rId17">
-        <w:r>
-          <w:rPr>
-            <w:lang w:val="en_US" w:bidi="en_US"/>
-          </w:rPr>
-          <w:rPr>
-            <w:color w:val="0000EE"/>
-            <w:u w:val="single"/>
-          </w:rPr>
-          <w:t>Numbers 11:31–32</w:t>
-        </w:r>
-      </w:hyperlink>
-      <w:r>
-        <w:rPr>
-          <w:lang w:val="en_US" w:bidi="en_US"/>
-        </w:rPr>
-        <w:t>).</w:t>
-      </w:r>
-    </w:p>
-    <w:p>
-      <w:pPr/>
-      <w:r>
-        <w:rPr>
-          <w:lang w:val="en_US" w:bidi="en_US"/>
-        </w:rPr>
-      </w:r>
-      <w:r>
-        <w:rPr>
-          <w:lang w:val="en_US" w:bidi="en_US"/>
-        </w:rPr>
-        <w:t>Quail were considered clean food under the law of Moses. They were valued as the most delicate of all game birds. People often preserved them by drying them in the sun.</w:t>
-      </w:r>
-    </w:p>
-    <w:p>
-      <w:pPr/>
-      <w:r>
-        <w:rPr>
-          <w:lang w:val="en_US" w:bidi="en_US"/>
-        </w:rPr>
-      </w:r>
-      <w:r>
-        <w:rPr>
-          <w:i/>
-          <w:lang w:val="en_US" w:bidi="en_US"/>
-        </w:rPr>
-        <w:t>See also</w:t>
-      </w:r>
-      <w:r>
-        <w:rPr>
-          <w:lang w:val="en_US" w:bidi="en_US"/>
-        </w:rPr>
-        <w:t xml:space="preserve"> </w:t>
-      </w:r>
-      <w:r>
-        <w:rPr>
-          <w:lang w:val="en_US" w:bidi="en_US"/>
-        </w:rPr>
-        <w:t>Birds</w:t>
-      </w:r>
-      <w:r>
-        <w:rPr>
-          <w:lang w:val="en_US" w:bidi="en_US"/>
-        </w:rPr>
-        <w:t>.</w:t>
-      </w:r>
-      <w:r>
-        <w:rPr>
-          <w:lang w:val="en_US" w:bidi="en_US"/>
-        </w:rPr>
-      </w:r>
-      <w:r>
-        <w:rPr>
-          <w:lang w:val="en_US" w:bidi="en_US"/>
-        </w:rPr>
-      </w:r>
-    </w:p>
-    <w:p>
-      <w:pPr/>
-      <w:r>
-        <w:rPr>
-          <w:lang w:val="en_US" w:bidi="en_US"/>
-        </w:rPr>
-      </w:r>
-    </w:p>
-    <w:p>
-      <w:pPr>
-        <w:pStyle w:val="Heading2"/>
-      </w:pPr>
-      <w:r>
-        <w:rPr>
-          <w:lang w:val="en_US" w:bidi="en_US"/>
-        </w:rPr>
-        <w:t>Quart</w:t>
-      </w:r>
-      <w:r>
-        <w:rPr>
-          <w:lang w:val="en_US" w:bidi="en_US"/>
-        </w:rPr>
-      </w:r>
-    </w:p>
-    <w:p>
-      <w:pPr/>
-      <w:r>
-        <w:rPr>
-          <w:lang w:val="en_US" w:bidi="en_US"/>
-        </w:rPr>
-      </w:r>
-      <w:r>
-        <w:rPr>
-          <w:i/>
-          <w:lang w:val="en_US" w:bidi="en_US"/>
-        </w:rPr>
-        <w:t>See</w:t>
-      </w:r>
-      <w:r>
-        <w:rPr>
-          <w:lang w:val="en_US" w:bidi="en_US"/>
-        </w:rPr>
-        <w:t xml:space="preserve"> </w:t>
-      </w:r>
-      <w:r>
-        <w:rPr>
-          <w:lang w:val="en_US" w:bidi="en_US"/>
-        </w:rPr>
-        <w:t>Weights and Measures (Choinix)</w:t>
-      </w:r>
-      <w:r>
-        <w:rPr>
-          <w:lang w:val="en_US" w:bidi="en_US"/>
-        </w:rPr>
-        <w:t>.</w:t>
-      </w:r>
-      <w:r>
-        <w:rPr>
-          <w:lang w:val="en_US" w:bidi="en_US"/>
-        </w:rPr>
-      </w:r>
-      <w:r>
-        <w:rPr>
-          <w:lang w:val="en_US" w:bidi="en_US"/>
-        </w:rPr>
-      </w:r>
-    </w:p>
-    <w:p>
-      <w:pPr/>
-      <w:r>
-        <w:rPr>
-          <w:lang w:val="en_US" w:bidi="en_US"/>
-        </w:rPr>
-      </w:r>
-    </w:p>
-    <w:p>
-      <w:pPr>
-        <w:pStyle w:val="Heading2"/>
-      </w:pPr>
-      <w:r>
-        <w:rPr>
-          <w:lang w:val="en_US" w:bidi="en_US"/>
-        </w:rPr>
-        <w:t>Quartus</w:t>
-      </w:r>
-      <w:r>
-        <w:rPr>
-          <w:lang w:val="en_US" w:bidi="en_US"/>
-        </w:rPr>
-      </w:r>
-    </w:p>
-    <w:p>
-      <w:pPr/>
-      <w:r>
-        <w:rPr>
-          <w:lang w:val="en_US" w:bidi="en_US"/>
-        </w:rPr>
-      </w:r>
-      <w:r>
-        <w:rPr>
-          <w:lang w:val="en_US" w:bidi="en_US"/>
-        </w:rPr>
-        <w:t>Christian who joined the apostle Paul in sending greetings to the church in Rome (</w:t>
-      </w:r>
-      <w:hyperlink r:id="rId21">
-        <w:r>
-          <w:rPr>
-            <w:lang w:val="en_US" w:bidi="en_US"/>
-          </w:rPr>
-          <w:rPr>
-            <w:color w:val="0000EE"/>
-            <w:u w:val="single"/>
-          </w:rPr>
-          <w:t>Rom 16:23</w:t>
-        </w:r>
-      </w:hyperlink>
-      <w:r>
-        <w:rPr>
-          <w:lang w:val="en_US" w:bidi="en_US"/>
-        </w:rPr>
-        <w:t>).</w:t>
-      </w:r>
-      <w:r>
-        <w:rPr>
-          <w:lang w:val="en_US" w:bidi="en_US"/>
-        </w:rPr>
-      </w:r>
-      <w:r>
-        <w:rPr>
-          <w:lang w:val="en_US" w:bidi="en_US"/>
-        </w:rPr>
-      </w:r>
-    </w:p>
-    <w:p>
-      <w:pPr/>
-      <w:r>
-        <w:rPr>
-          <w:lang w:val="en_US" w:bidi="en_US"/>
-        </w:rPr>
-      </w:r>
-    </w:p>
-    <w:p>
-      <w:pPr>
-        <w:pStyle w:val="Heading2"/>
-      </w:pPr>
-      <w:r>
-        <w:rPr>
-          <w:lang w:val="en_US" w:bidi="en_US"/>
-        </w:rPr>
-        <w:t>Quaternion</w:t>
-      </w:r>
-      <w:r>
-        <w:rPr>
-          <w:lang w:val="en_US" w:bidi="en_US"/>
-        </w:rPr>
-      </w:r>
-    </w:p>
-    <w:p>
-      <w:pPr/>
-      <w:r>
-        <w:rPr>
-          <w:lang w:val="en_US" w:bidi="en_US"/>
-        </w:rPr>
-      </w:r>
-      <w:r>
-        <w:rPr>
-          <w:lang w:val="en_US" w:bidi="en_US"/>
-        </w:rPr>
-        <w:t xml:space="preserve">The King James Version translation for “squad” in </w:t>
-      </w:r>
-      <w:hyperlink r:id="rId22">
-        <w:r>
-          <w:rPr>
-            <w:lang w:val="en_US" w:bidi="en_US"/>
-          </w:rPr>
-          <w:rPr>
-            <w:color w:val="0000EE"/>
-            <w:u w:val="single"/>
-          </w:rPr>
-          <w:t>Acts 12:4</w:t>
-        </w:r>
-      </w:hyperlink>
-      <w:r>
-        <w:rPr>
-          <w:lang w:val="en_US" w:bidi="en_US"/>
-        </w:rPr>
-        <w:t xml:space="preserve">. </w:t>
-      </w:r>
-    </w:p>
-    <w:p>
-      <w:pPr/>
-      <w:r>
-        <w:rPr>
-          <w:lang w:val="en_US" w:bidi="en_US"/>
-        </w:rPr>
-      </w:r>
-      <w:r>
-        <w:rPr>
-          <w:i/>
-          <w:lang w:val="en_US" w:bidi="en_US"/>
-        </w:rPr>
-        <w:t>See</w:t>
-      </w:r>
-      <w:r>
-        <w:rPr>
-          <w:lang w:val="en_US" w:bidi="en_US"/>
-        </w:rPr>
-        <w:t xml:space="preserve"> </w:t>
-      </w:r>
-      <w:r>
-        <w:rPr>
-          <w:lang w:val="en_US" w:bidi="en_US"/>
-        </w:rPr>
-        <w:t>Warfare</w:t>
-      </w:r>
-      <w:r>
-        <w:rPr>
-          <w:lang w:val="en_US" w:bidi="en_US"/>
-        </w:rPr>
-        <w:t>.</w:t>
-      </w:r>
-      <w:r>
-        <w:rPr>
-          <w:lang w:val="en_US" w:bidi="en_US"/>
-        </w:rPr>
-      </w:r>
-      <w:r>
-        <w:rPr>
-          <w:lang w:val="en_US" w:bidi="en_US"/>
-        </w:rPr>
-      </w:r>
-    </w:p>
-    <w:p>
-      <w:pPr/>
-      <w:r>
-        <w:rPr>
-          <w:lang w:val="en_US" w:bidi="en_US"/>
-        </w:rPr>
-      </w:r>
-    </w:p>
-    <w:p>
-      <w:pPr>
-        <w:pStyle w:val="Heading2"/>
-      </w:pPr>
-      <w:r>
-        <w:rPr>
-          <w:lang w:val="en_US" w:bidi="en_US"/>
-        </w:rPr>
-        <w:t>Queen</w:t>
-      </w:r>
-      <w:r>
-        <w:rPr>
-          <w:lang w:val="en_US" w:bidi="en_US"/>
-        </w:rPr>
-      </w:r>
-    </w:p>
-    <w:p>
-      <w:pPr/>
-      <w:r>
-        <w:rPr>
-          <w:lang w:val="en_US" w:bidi="en_US"/>
-        </w:rPr>
-      </w:r>
-      <w:r>
-        <w:rPr>
-          <w:lang w:val="en_US" w:bidi="en_US"/>
-        </w:rPr>
-        <w:t xml:space="preserve">A word used to describe a reigning monarch, a queen consort, or a queen mother. </w:t>
-      </w:r>
-    </w:p>
-    <w:p>
-      <w:pPr/>
-      <w:r>
-        <w:rPr>
-          <w:lang w:val="en_US" w:bidi="en_US"/>
-        </w:rPr>
-      </w:r>
-      <w:r>
-        <w:rPr>
-          <w:lang w:val="en_US" w:bidi="en_US"/>
-        </w:rPr>
-        <w:t>The queen of Sheba was the world's richest woman. She became so after visiting King Solomon's luxurious court (</w:t>
-      </w:r>
-      <w:hyperlink r:id="rId23">
-        <w:r>
-          <w:rPr>
-            <w:lang w:val="en_US" w:bidi="en_US"/>
-          </w:rPr>
-          <w:rPr>
-            <w:color w:val="0000EE"/>
-            <w:u w:val="single"/>
-          </w:rPr>
-          <w:t>1 Kings 10:1</w:t>
-        </w:r>
-      </w:hyperlink>
-      <w:r>
-        <w:rPr>
-          <w:lang w:val="en_US" w:bidi="en_US"/>
-        </w:rPr>
-        <w:t xml:space="preserve">; </w:t>
-      </w:r>
-      <w:hyperlink r:id="rId24">
-        <w:r>
-          <w:rPr>
-            <w:lang w:val="en_US" w:bidi="en_US"/>
-          </w:rPr>
-          <w:rPr>
-            <w:color w:val="0000EE"/>
-            <w:u w:val="single"/>
-          </w:rPr>
-          <w:t>Matthew 12:42</w:t>
-        </w:r>
-      </w:hyperlink>
-      <w:r>
-        <w:rPr>
-          <w:lang w:val="en_US" w:bidi="en_US"/>
-        </w:rPr>
-        <w:t xml:space="preserve">; </w:t>
-      </w:r>
-      <w:hyperlink r:id="rId25">
-        <w:r>
-          <w:rPr>
-            <w:lang w:val="en_US" w:bidi="en_US"/>
-          </w:rPr>
-          <w:rPr>
-            <w:color w:val="0000EE"/>
-            <w:u w:val="single"/>
-          </w:rPr>
-          <w:t>Luke 11:31</w:t>
-        </w:r>
-      </w:hyperlink>
-      <w:r>
-        <w:rPr>
-          <w:lang w:val="en_US" w:bidi="en_US"/>
-        </w:rPr>
-        <w:t xml:space="preserve">). She arrived with a large retinue and camels bearing gold, jewels, and spices. Candace, queen of Ethiopia, is mentioned in </w:t>
-      </w:r>
-      <w:hyperlink r:id="rId26">
-        <w:r>
-          <w:rPr>
-            <w:lang w:val="en_US" w:bidi="en_US"/>
-          </w:rPr>
-          <w:rPr>
-            <w:color w:val="0000EE"/>
-            <w:u w:val="single"/>
-          </w:rPr>
-          <w:t>Acts 8:27</w:t>
-        </w:r>
-      </w:hyperlink>
-      <w:r>
-        <w:rPr>
-          <w:lang w:val="en_US" w:bidi="en_US"/>
-        </w:rPr>
-        <w:t>. A eunuch, a senior minister in her court, was converted by Philip while visiting Jerusalem.</w:t>
-      </w:r>
-    </w:p>
-    <w:p>
-      <w:pPr/>
-      <w:r>
-        <w:rPr>
-          <w:lang w:val="en_US" w:bidi="en_US"/>
-        </w:rPr>
-      </w:r>
-      <w:r>
-        <w:rPr>
-          <w:lang w:val="en_US" w:bidi="en_US"/>
-        </w:rPr>
-        <w:t>In Jewish history, Athaliah reigned for six years. She thought she had killed all rival claimants to the throne in the royal family (</w:t>
-      </w:r>
-      <w:hyperlink r:id="rId27">
-        <w:r>
-          <w:rPr>
-            <w:lang w:val="en_US" w:bidi="en_US"/>
-          </w:rPr>
-          <w:rPr>
-            <w:color w:val="0000EE"/>
-            <w:u w:val="single"/>
-          </w:rPr>
-          <w:t>2 Kings 11:3</w:t>
-        </w:r>
-      </w:hyperlink>
-      <w:r>
-        <w:rPr>
-          <w:lang w:val="en_US" w:bidi="en_US"/>
-        </w:rPr>
-        <w:t>). Also, Salome Alexandra succeeded her husband, Alexander Janneus, as ruler from 76 to 67 BC. A queen consort usually played a minor role. Two exceptions are Bathsheba (</w:t>
-      </w:r>
-      <w:hyperlink r:id="rId28">
-        <w:r>
-          <w:rPr>
-            <w:lang w:val="en_US" w:bidi="en_US"/>
-          </w:rPr>
-          <w:rPr>
-            <w:color w:val="0000EE"/>
-            <w:u w:val="single"/>
-          </w:rPr>
-          <w:t>1 Kings 1:15–31</w:t>
-        </w:r>
-      </w:hyperlink>
-      <w:r>
-        <w:rPr>
-          <w:lang w:val="en_US" w:bidi="en_US"/>
-        </w:rPr>
-        <w:t>) and Jezebel (</w:t>
-      </w:r>
-      <w:hyperlink r:id="rId29">
-        <w:r>
-          <w:rPr>
-            <w:lang w:val="en_US" w:bidi="en_US"/>
-          </w:rPr>
-          <w:rPr>
-            <w:color w:val="0000EE"/>
-            <w:u w:val="single"/>
-          </w:rPr>
-          <w:t>1 Kings 21:1–29</w:t>
-        </w:r>
-      </w:hyperlink>
-      <w:r>
-        <w:rPr>
-          <w:lang w:val="en_US" w:bidi="en_US"/>
-        </w:rPr>
-        <w:t xml:space="preserve">). Bathsheba wanted her son to succeed to the throne. Jezebel plotted a false accusation that led to Naboth's death. </w:t>
-      </w:r>
-    </w:p>
-    <w:p>
-      <w:pPr/>
-      <w:r>
-        <w:rPr>
-          <w:lang w:val="en_US" w:bidi="en_US"/>
-        </w:rPr>
-      </w:r>
-      <w:r>
-        <w:rPr>
-          <w:lang w:val="en_US" w:bidi="en_US"/>
-        </w:rPr>
-        <w:t xml:space="preserve">The queen mother played a powerful role. She not only ruled over the royal household but also was held in respect both by the court and by the monarch (compare </w:t>
-      </w:r>
-      <w:hyperlink r:id="rId30">
-        <w:r>
-          <w:rPr>
-            <w:lang w:val="en_US" w:bidi="en_US"/>
-          </w:rPr>
-          <w:rPr>
-            <w:color w:val="0000EE"/>
-            <w:u w:val="single"/>
-          </w:rPr>
-          <w:t>Exodus 20:12</w:t>
-        </w:r>
-      </w:hyperlink>
-      <w:r>
-        <w:rPr>
-          <w:lang w:val="en_US" w:bidi="en_US"/>
-        </w:rPr>
-        <w:t>). Her requests were unlikely to be denied (</w:t>
-      </w:r>
-      <w:hyperlink r:id="rId31">
-        <w:r>
-          <w:rPr>
-            <w:lang w:val="en_US" w:bidi="en_US"/>
-          </w:rPr>
-          <w:rPr>
-            <w:color w:val="0000EE"/>
-            <w:u w:val="single"/>
-          </w:rPr>
-          <w:t>1 Kings 2:20</w:t>
-        </w:r>
-      </w:hyperlink>
-      <w:r>
-        <w:rPr>
-          <w:lang w:val="en_US" w:bidi="en_US"/>
-        </w:rPr>
-        <w:t>). As the king's mother, she was unique. His wives shared their position with others. Maacah, queen mother of Abijam, even retained her authority during much of her grandson’s reign (</w:t>
-      </w:r>
-      <w:hyperlink r:id="rId32">
-        <w:r>
-          <w:rPr>
-            <w:lang w:val="en_US" w:bidi="en_US"/>
-          </w:rPr>
-          <w:rPr>
-            <w:color w:val="0000EE"/>
-            <w:u w:val="single"/>
-          </w:rPr>
-          <w:t>1 Kings 15:2, 10, 13</w:t>
-        </w:r>
-      </w:hyperlink>
-      <w:r>
-        <w:rPr>
-          <w:lang w:val="en_US" w:bidi="en_US"/>
-        </w:rPr>
-        <w:t xml:space="preserve">; </w:t>
-      </w:r>
-      <w:hyperlink r:id="rId33">
-        <w:r>
-          <w:rPr>
-            <w:lang w:val="en_US" w:bidi="en_US"/>
-          </w:rPr>
-          <w:rPr>
-            <w:color w:val="0000EE"/>
-            <w:u w:val="single"/>
-          </w:rPr>
-          <w:t>2 Chronicles 15:16</w:t>
-        </w:r>
-      </w:hyperlink>
-      <w:r>
-        <w:rPr>
-          <w:lang w:val="en_US" w:bidi="en_US"/>
-        </w:rPr>
-        <w:t>). The queen mother was crowned (</w:t>
-      </w:r>
-      <w:hyperlink r:id="rId34">
-        <w:r>
-          <w:rPr>
-            <w:lang w:val="en_US" w:bidi="en_US"/>
-          </w:rPr>
-          <w:rPr>
-            <w:color w:val="0000EE"/>
-            <w:u w:val="single"/>
-          </w:rPr>
-          <w:t>Jeremiah 13:18</w:t>
-        </w:r>
-      </w:hyperlink>
-      <w:r>
-        <w:rPr>
-          <w:lang w:val="en_US" w:bidi="en_US"/>
-        </w:rPr>
-        <w:t>). Bathsheba, now queen, was powerful enough to sit at King Solomon's right hand (</w:t>
-      </w:r>
-      <w:hyperlink r:id="rId35">
-        <w:r>
-          <w:rPr>
-            <w:lang w:val="en_US" w:bidi="en_US"/>
-          </w:rPr>
-          <w:rPr>
-            <w:color w:val="0000EE"/>
-            <w:u w:val="single"/>
-          </w:rPr>
-          <w:t>1 Kings 2:19</w:t>
-        </w:r>
-      </w:hyperlink>
-      <w:r>
-        <w:rPr>
-          <w:lang w:val="en_US" w:bidi="en_US"/>
-        </w:rPr>
-        <w:t>).</w:t>
-      </w:r>
-      <w:r>
-        <w:rPr>
-          <w:lang w:val="en_US" w:bidi="en_US"/>
-        </w:rPr>
-      </w:r>
-      <w:r>
-        <w:rPr>
-          <w:lang w:val="en_US" w:bidi="en_US"/>
-        </w:rPr>
-      </w:r>
-    </w:p>
-    <w:p>
-      <w:pPr/>
-      <w:r>
-        <w:rPr>
-          <w:lang w:val="en_US" w:bidi="en_US"/>
-        </w:rPr>
-      </w:r>
-    </w:p>
-    <w:p>
-      <w:pPr>
-        <w:pStyle w:val="Heading2"/>
-      </w:pPr>
-      <w:r>
-        <w:rPr>
-          <w:lang w:val="en_US" w:bidi="en_US"/>
-        </w:rPr>
-        <w:t>Queen of Heaven</w:t>
-      </w:r>
-      <w:r>
-        <w:rPr>
-          <w:lang w:val="en_US" w:bidi="en_US"/>
-        </w:rPr>
-      </w:r>
-    </w:p>
-    <w:p>
-      <w:pPr/>
-      <w:r>
-        <w:rPr>
-          <w:lang w:val="en_US" w:bidi="en_US"/>
-        </w:rPr>
-      </w:r>
-      <w:r>
-        <w:rPr>
-          <w:lang w:val="en_US" w:bidi="en_US"/>
-        </w:rPr>
-        <w:t>Goddess mentioned by Jeremiah in his denunciations of Judah’s idolatry (</w:t>
-      </w:r>
-      <w:hyperlink r:id="rId36">
-        <w:r>
-          <w:rPr>
-            <w:lang w:val="en_US" w:bidi="en_US"/>
-          </w:rPr>
-          <w:rPr>
-            <w:color w:val="0000EE"/>
-            <w:u w:val="single"/>
-          </w:rPr>
-          <w:t>Jer 7:18</w:t>
-        </w:r>
-      </w:hyperlink>
-      <w:r>
-        <w:rPr>
-          <w:lang w:val="en_US" w:bidi="en_US"/>
-        </w:rPr>
-        <w:t xml:space="preserve">; </w:t>
-      </w:r>
-      <w:hyperlink r:id="rId37">
-        <w:r>
-          <w:rPr>
-            <w:lang w:val="en_US" w:bidi="en_US"/>
-          </w:rPr>
-          <w:rPr>
-            <w:color w:val="0000EE"/>
-            <w:u w:val="single"/>
-          </w:rPr>
-          <w:t>44:17–19, 25</w:t>
-        </w:r>
-      </w:hyperlink>
-      <w:r>
-        <w:rPr>
-          <w:lang w:val="en_US" w:bidi="en_US"/>
-        </w:rPr>
-        <w:t>). The women of Judah were especially involved in worshiping the Queen of Heaven. After the destruction and depopulation of Jerusalem in 586 BC, a group of exiles fled to Egypt, carrying Jeremiah with them. There he again condemned the idolatry that had brought this disaster. This provoked a sharp reaction from the men and their wives. In the recent catastrophe, they had seemingly vowed to return to the worship of the Queen of Heaven. They claimed that since they had given up this worship, nothing but trouble had befallen the nation—the complete reversal of Jeremiah’s affirmation. To this, the prophet’s response was that if this was their attitude, nothing remained to be said. He delivered them over to their reprobate mind, asserting that in Egypt, among the Jews who settled there, true worship would become extinct, so that even the name of the Lord would not be heard (</w:t>
-      </w:r>
-      <w:hyperlink r:id="rId38">
-        <w:r>
-          <w:rPr>
-            <w:lang w:val="en_US" w:bidi="en_US"/>
-          </w:rPr>
-          <w:rPr>
-            <w:color w:val="0000EE"/>
-            <w:u w:val="single"/>
-          </w:rPr>
-          <w:t>44:25–28</w:t>
-        </w:r>
-      </w:hyperlink>
-      <w:r>
-        <w:rPr>
-          <w:lang w:val="en_US" w:bidi="en_US"/>
-        </w:rPr>
-        <w:t>).</w:t>
-      </w:r>
-    </w:p>
-    <w:p>
-      <w:pPr/>
-      <w:r>
-        <w:rPr>
-          <w:lang w:val="en_US" w:bidi="en_US"/>
-        </w:rPr>
-      </w:r>
-      <w:r>
-        <w:rPr>
-          <w:lang w:val="en_US" w:bidi="en_US"/>
-        </w:rPr>
-        <w:t>The goddess is generally identified with Ishtar, a Babylonian deity associated with the planet Venus, whose worship was probably imported into Judah during Manasseh’s reign. Through the preaching of the prophets and the reforms of Josiah, worship of this god largely died out, but it must still have been cherished secretly, possibly among the women of the royal court.</w:t>
-      </w:r>
-    </w:p>
-    <w:p>
-      <w:pPr/>
-      <w:r>
-        <w:rPr>
-          <w:lang w:val="en_US" w:bidi="en_US"/>
-        </w:rPr>
-      </w:r>
-      <w:r>
-        <w:rPr>
-          <w:i/>
-          <w:lang w:val="en_US" w:bidi="en_US"/>
-        </w:rPr>
-        <w:t>See also</w:t>
-      </w:r>
-      <w:r>
-        <w:rPr>
-          <w:lang w:val="en_US" w:bidi="en_US"/>
-        </w:rPr>
-        <w:t xml:space="preserve"> </w:t>
-      </w:r>
-      <w:r>
-        <w:rPr>
-          <w:lang w:val="en_US" w:bidi="en_US"/>
-        </w:rPr>
-        <w:t>Canaanite Deities and Religion</w:t>
-      </w:r>
-      <w:r>
-        <w:rPr>
-          <w:lang w:val="en_US" w:bidi="en_US"/>
-        </w:rPr>
-        <w:t>.</w:t>
-      </w:r>
-      <w:r>
-        <w:rPr>
-          <w:lang w:val="en_US" w:bidi="en_US"/>
-        </w:rPr>
-      </w:r>
-      <w:r>
-        <w:rPr>
-          <w:lang w:val="en_US" w:bidi="en_US"/>
-        </w:rPr>
-      </w:r>
-    </w:p>
-    <w:p>
-      <w:pPr/>
-      <w:r>
-        <w:rPr>
-          <w:lang w:val="en_US" w:bidi="en_US"/>
-        </w:rPr>
-      </w:r>
-    </w:p>
-    <w:p>
-      <w:pPr>
-        <w:pStyle w:val="Heading2"/>
-      </w:pPr>
-      <w:r>
-        <w:rPr>
-          <w:lang w:val="en_US" w:bidi="en_US"/>
-        </w:rPr>
-        <w:t>Queen of Sheba</w:t>
-      </w:r>
-      <w:r>
-        <w:rPr>
-          <w:lang w:val="en_US" w:bidi="en_US"/>
-        </w:rPr>
-      </w:r>
-    </w:p>
-    <w:p>
-      <w:pPr/>
-      <w:r>
-        <w:rPr>
-          <w:lang w:val="en_US" w:bidi="en_US"/>
-        </w:rPr>
-      </w:r>
-      <w:r>
-        <w:rPr>
-          <w:lang w:val="en_US" w:bidi="en_US"/>
-        </w:rPr>
-        <w:t>The queen of Sheba was a ruler who traveled to Jerusalem to test Solomon’s wisdom. She brought valuable gifts and praised Solomon’s wisdom and the greatness of his kingdom.</w:t>
-      </w:r>
-    </w:p>
-    <w:p>
-      <w:pPr/>
-      <w:r>
-        <w:rPr>
-          <w:lang w:val="en_US" w:bidi="en_US"/>
-        </w:rPr>
-      </w:r>
-      <w:r>
-        <w:rPr>
-          <w:i/>
-          <w:lang w:val="en_US" w:bidi="en_US"/>
-        </w:rPr>
-        <w:t>See</w:t>
-      </w:r>
-      <w:r>
-        <w:rPr>
-          <w:lang w:val="en_US" w:bidi="en_US"/>
-        </w:rPr>
-        <w:t xml:space="preserve"> </w:t>
-      </w:r>
-      <w:r>
-        <w:rPr>
-          <w:lang w:val="en_US" w:bidi="en_US"/>
-        </w:rPr>
-        <w:t>Sheba (Place) #2</w:t>
-      </w:r>
-      <w:r>
-        <w:rPr>
-          <w:lang w:val="en_US" w:bidi="en_US"/>
-        </w:rPr>
-        <w:t>.</w:t>
-      </w:r>
-      <w:r>
-        <w:rPr>
-          <w:lang w:val="en_US" w:bidi="en_US"/>
-        </w:rPr>
-      </w:r>
-      <w:r>
-        <w:rPr>
-          <w:lang w:val="en_US" w:bidi="en_US"/>
-        </w:rPr>
-      </w:r>
-    </w:p>
-    <w:p>
-      <w:pPr/>
-      <w:r>
-        <w:rPr>
-          <w:lang w:val="en_US" w:bidi="en_US"/>
-        </w:rPr>
-      </w:r>
-    </w:p>
-    <w:p>
-      <w:pPr>
-        <w:pStyle w:val="Heading2"/>
-      </w:pPr>
-      <w:r>
-        <w:rPr>
-          <w:lang w:val="en_US" w:bidi="en_US"/>
-        </w:rPr>
-        <w:t>Quince</w:t>
-      </w:r>
-      <w:r>
-        <w:rPr>
-          <w:lang w:val="en_US" w:bidi="en_US"/>
-        </w:rPr>
-      </w:r>
-    </w:p>
-    <w:p>
-      <w:pPr/>
-      <w:r>
-        <w:rPr>
-          <w:lang w:val="en_US" w:bidi="en_US"/>
-        </w:rPr>
-      </w:r>
-      <w:r>
-        <w:rPr>
-          <w:lang w:val="en_US" w:bidi="en_US"/>
-        </w:rPr>
-        <w:t xml:space="preserve">The quince is a tree native to western Asia. It has white flowers and fruit that looks like apples. The fruit can only be eaten when cooked. Some scholars believe that the </w:t>
-      </w:r>
-      <w:r>
-        <w:rPr>
-          <w:i/>
-          <w:lang w:val="en_US" w:bidi="en_US"/>
-        </w:rPr>
-        <w:t>apples</w:t>
-      </w:r>
-      <w:r>
-        <w:rPr>
-          <w:lang w:val="en_US" w:bidi="en_US"/>
-        </w:rPr>
-        <w:t xml:space="preserve"> mentioned in the Old Testament were actually quinces, </w:t>
-      </w:r>
-      <w:r>
-        <w:rPr>
-          <w:i/>
-          <w:lang w:val="en_US" w:bidi="en_US"/>
-        </w:rPr>
-        <w:t>Cydonia oblonga</w:t>
-      </w:r>
-      <w:r>
-        <w:rPr>
-          <w:lang w:val="en_US" w:bidi="en_US"/>
-        </w:rPr>
-        <w:t>.</w:t>
-      </w:r>
-    </w:p>
-    <w:p>
-      <w:pPr/>
-      <w:r>
-        <w:rPr>
-          <w:lang w:val="en_US" w:bidi="en_US"/>
-        </w:rPr>
-      </w:r>
-      <w:r>
-        <w:rPr>
-          <w:lang w:val="en_US" w:bidi="en_US"/>
-        </w:rPr>
-        <w:t>The quince tree is quite common in the region of Palestine, though mainly as a cultivated tree rather than growing wild. It may be found growing naturally in the northern parts of Syria. The quince is native to northern Persia and Asia Minor (modern-day Turkey).</w:t>
-      </w:r>
-    </w:p>
-    <w:p>
-      <w:pPr/>
-      <w:r>
-        <w:rPr>
-          <w:lang w:val="en_US" w:bidi="en_US"/>
-        </w:rPr>
-      </w:r>
-      <w:r>
-        <w:rPr>
-          <w:lang w:val="en_US" w:bidi="en_US"/>
-        </w:rPr>
-        <w:t>The fruit is yellowish in color and has a strong, pleasant smell. It was this fragrance that made the quince highly valued by people in ancient times.</w:t>
-      </w:r>
-      <w:r>
-        <w:rPr>
-          <w:lang w:val="en_US" w:bidi="en_US"/>
-        </w:rPr>
-      </w:r>
-      <w:r>
-        <w:rPr>
-          <w:lang w:val="en_US" w:bidi="en_US"/>
-        </w:rPr>
-      </w:r>
-    </w:p>
-    <w:p>
-      <w:pPr/>
-      <w:r>
-        <w:rPr>
-          <w:lang w:val="en_US" w:bidi="en_US"/>
-        </w:rPr>
-      </w:r>
-    </w:p>
-    <w:p>
-      <w:pPr>
-        <w:pStyle w:val="Heading2"/>
-      </w:pPr>
-      <w:r>
-        <w:rPr>
-          <w:lang w:val="en_US" w:bidi="en_US"/>
-        </w:rPr>
-        <w:t>Quirinius</w:t>
-      </w:r>
-      <w:r>
-        <w:rPr>
-          <w:lang w:val="en_US" w:bidi="en_US"/>
-        </w:rPr>
-      </w:r>
-    </w:p>
-    <w:p>
-      <w:pPr/>
-      <w:r>
-        <w:rPr>
-          <w:lang w:val="en_US" w:bidi="en_US"/>
-        </w:rPr>
-      </w:r>
-      <w:r>
-        <w:rPr>
-          <w:lang w:val="en_US" w:bidi="en_US"/>
-        </w:rPr>
-        <w:t>Roman governor of Syria at the time of Jesus’ birth (</w:t>
-      </w:r>
-      <w:hyperlink r:id="rId39">
-        <w:r>
-          <w:rPr>
-            <w:lang w:val="en_US" w:bidi="en_US"/>
-          </w:rPr>
-          <w:rPr>
-            <w:color w:val="0000EE"/>
-            <w:u w:val="single"/>
-          </w:rPr>
-          <w:t>Luke 2:2</w:t>
-        </w:r>
-      </w:hyperlink>
-      <w:r>
-        <w:rPr>
-          <w:lang w:val="en_US" w:bidi="en_US"/>
-        </w:rPr>
-        <w:t>). According to the Roman historian Tacitus (</w:t>
-      </w:r>
-      <w:r>
-        <w:rPr>
-          <w:i/>
-          <w:lang w:val="en_US" w:bidi="en_US"/>
-        </w:rPr>
-        <w:t>Annals</w:t>
-      </w:r>
-      <w:r>
-        <w:rPr>
-          <w:lang w:val="en_US" w:bidi="en_US"/>
-        </w:rPr>
-        <w:t xml:space="preserve"> 3.48), Publius Sulpicius Quirinius was elected consul of Syria in 12 BC. He was appointed around 7 BC, along with Varus, legatus (or governor) of Syria. His duties were in military and foreign affairs. Varus handled civil matters. Quirinius's first term as governor lasted several years. He led a successful expedition against the Homonadenses. They were a rebellious group of mountaineers in Asia Minor's Cilician province. He also oversaw an empire-wide census ordered by Caesar Augustus. Luke records that Jesus’s birth took place at the time of this first enrollment “</w:t>
-      </w:r>
-      <w:r>
-        <w:rPr>
-          <w:lang w:val="en_US" w:bidi="en_US"/>
-        </w:rPr>
-        <w:t>while Quirinius was governor of Syria</w:t>
-      </w:r>
-      <w:r>
-        <w:rPr>
-          <w:lang w:val="en_US" w:bidi="en_US"/>
-        </w:rPr>
-        <w:t>” (</w:t>
-      </w:r>
-      <w:hyperlink r:id="rId39">
-        <w:r>
-          <w:rPr>
-            <w:lang w:val="en_US" w:bidi="en_US"/>
-          </w:rPr>
-          <w:rPr>
-            <w:color w:val="0000EE"/>
-            <w:u w:val="single"/>
-          </w:rPr>
-          <w:t>Luke 2:2</w:t>
-        </w:r>
-      </w:hyperlink>
-      <w:r>
-        <w:rPr>
-          <w:lang w:val="en_US" w:bidi="en_US"/>
-        </w:rPr>
-        <w:t>). Matthew says it was during the reign of King Herod the Great (</w:t>
-      </w:r>
-      <w:hyperlink r:id="rId40">
-        <w:r>
-          <w:rPr>
-            <w:lang w:val="en_US" w:bidi="en_US"/>
-          </w:rPr>
-          <w:rPr>
-            <w:color w:val="0000EE"/>
-            <w:u w:val="single"/>
-          </w:rPr>
-          <w:t>Matthew 2:1</w:t>
-        </w:r>
-      </w:hyperlink>
-      <w:r>
-        <w:rPr>
-          <w:lang w:val="en_US" w:bidi="en_US"/>
-        </w:rPr>
-        <w:t>), presumably in 4 BC.</w:t>
-      </w:r>
-    </w:p>
-    <w:p>
-      <w:pPr/>
-      <w:r>
-        <w:rPr>
-          <w:lang w:val="en_US" w:bidi="en_US"/>
-        </w:rPr>
-      </w:r>
-      <w:r>
-        <w:rPr>
-          <w:lang w:val="en_US" w:bidi="en_US"/>
-        </w:rPr>
-        <w:t>Quirinius became rector to Gaius Caesar in 1 BC. He married Aemilia Ledipa in AD 2, but later divorced her. In AD 6, he was reappointed legatus of Syria, perhaps serving in this position for a couple of years. In this second administration Quirinius again supervised a census of Judea. The second census was not done according to Jewish custom, as was the first. The second census taxed the Jews as a subservient people to Rome. This caused Jewish opposition and rebellion against Rome. This is probably the census referred to by the Jewish historian Josephus (</w:t>
-      </w:r>
-      <w:r>
-        <w:rPr>
-          <w:i/>
-          <w:lang w:val="en_US" w:bidi="en_US"/>
-        </w:rPr>
-        <w:t>Antiquities</w:t>
-      </w:r>
-      <w:r>
-        <w:rPr>
-          <w:lang w:val="en_US" w:bidi="en_US"/>
-        </w:rPr>
-        <w:t xml:space="preserve"> 17.13.5) and Gamaliel (</w:t>
-      </w:r>
-      <w:hyperlink r:id="rId41">
-        <w:r>
-          <w:rPr>
-            <w:lang w:val="en_US" w:bidi="en_US"/>
-          </w:rPr>
-          <w:rPr>
-            <w:color w:val="0000EE"/>
-            <w:u w:val="single"/>
-          </w:rPr>
-          <w:t>Acts 5:37</w:t>
-        </w:r>
-      </w:hyperlink>
-      <w:r>
-        <w:rPr>
-          <w:lang w:val="en_US" w:bidi="en_US"/>
-        </w:rPr>
-        <w:t xml:space="preserve">). </w:t>
-      </w:r>
-    </w:p>
-    <w:p>
-      <w:pPr/>
-      <w:r>
-        <w:rPr>
-          <w:lang w:val="en_US" w:bidi="en_US"/>
-        </w:rPr>
-      </w:r>
-      <w:r>
-        <w:rPr>
-          <w:lang w:val="en_US" w:bidi="en_US"/>
-        </w:rPr>
-        <w:t>The remainder of Quirinius’s career was probably spent in Rome, where he died at an advanced age in AD 21.</w:t>
-      </w:r>
-    </w:p>
-    <w:p>
-      <w:pPr/>
-      <w:r>
-        <w:rPr>
-          <w:lang w:val="en_US" w:bidi="en_US"/>
-        </w:rPr>
-      </w:r>
-      <w:r>
-        <w:rPr>
-          <w:i/>
-          <w:lang w:val="en_US" w:bidi="en_US"/>
-        </w:rPr>
-        <w:t>See also</w:t>
-      </w:r>
-      <w:r>
-        <w:rPr>
-          <w:lang w:val="en_US" w:bidi="en_US"/>
-        </w:rPr>
-        <w:t xml:space="preserve"> </w:t>
-      </w:r>
-      <w:r>
-        <w:rPr>
-          <w:lang w:val="en_US" w:bidi="en_US"/>
-        </w:rPr>
-        <w:t>Census</w:t>
-      </w:r>
-      <w:r>
-        <w:rPr>
-          <w:lang w:val="en_US" w:bidi="en_US"/>
-        </w:rPr>
-        <w:t xml:space="preserve">; </w:t>
-      </w:r>
-      <w:r>
-        <w:rPr>
-          <w:lang w:val="en_US" w:bidi="en_US"/>
-        </w:rPr>
-        <w:t>Chronology of the Bible (New Testament)</w:t>
-      </w:r>
-      <w:r>
-        <w:rPr>
-          <w:lang w:val="en_US" w:bidi="en_US"/>
-        </w:rPr>
-        <w:t>.</w:t>
-      </w:r>
-      <w:r>
-        <w:rPr>
-          <w:lang w:val="en_US" w:bidi="en_US"/>
-        </w:rPr>
-      </w:r>
-      <w:r>
-        <w:rPr>
-          <w:lang w:val="en_US" w:bidi="en_US"/>
-        </w:rPr>
-      </w:r>
-    </w:p>
-    <w:p>
-      <w:pPr/>
-      <w:r>
-        <w:rPr>
-          <w:lang w:val="en_US" w:bidi="en_US"/>
-        </w:rPr>
-      </w:r>
-    </w:p>
-    <w:p>
-      <w:pPr>
-        <w:pStyle w:val="Heading2"/>
-      </w:pPr>
-      <w:r>
-        <w:rPr>
-          <w:lang w:val="en_US" w:bidi="en_US"/>
-        </w:rPr>
-        <w:t>Qumran</w:t>
-      </w:r>
-      <w:r>
-        <w:rPr>
-          <w:lang w:val="en_US" w:bidi="en_US"/>
-        </w:rPr>
-      </w:r>
-    </w:p>
-    <w:p>
-      <w:pPr/>
-      <w:r>
-        <w:rPr>
-          <w:lang w:val="en_US" w:bidi="en_US"/>
-        </w:rPr>
-      </w:r>
-      <w:r>
-        <w:rPr>
-          <w:lang w:val="en_US" w:bidi="en_US"/>
-        </w:rPr>
-        <w:t>An ancient Jewish religious community that lived near the site where the Dead Sea Scrolls were found in 1947.</w:t>
-      </w:r>
-    </w:p>
-    <w:p>
-      <w:pPr/>
-      <w:r>
-        <w:rPr>
-          <w:lang w:val="en_US" w:bidi="en_US"/>
-        </w:rPr>
-      </w:r>
-      <w:r>
-        <w:rPr>
-          <w:lang w:val="en_US" w:bidi="en_US"/>
-        </w:rPr>
-        <w:t>This Jewish monastery, called Khirbet Qumran, lies on the north side of the Wadi Qumran. It is about 1.6 kilometers (one mile) south of Cave I. Travelers had noted the ruins for years.</w:t>
-      </w:r>
-    </w:p>
-    <w:p>
-      <w:pPr>
-        <w:pStyle w:val="Heading3"/>
-      </w:pPr>
-      <w:r>
-        <w:rPr>
-          <w:lang w:val="en_US" w:bidi="en_US"/>
-        </w:rPr>
-        <w:t>Excavations at Khirbet Qumran</w:t>
-      </w:r>
-    </w:p>
-    <w:p>
-      <w:pPr/>
-      <w:r>
-        <w:rPr>
-          <w:lang w:val="en_US" w:bidi="en_US"/>
-        </w:rPr>
-      </w:r>
-      <w:r>
-        <w:rPr>
-          <w:lang w:val="en_US" w:bidi="en_US"/>
-        </w:rPr>
-        <w:t>The first investigations of Khirbet Qumran were made in 1949 by Harding and de Vaux. The Jordanian Archaeological Museum and the École Biblique began routine excavations starting in 1951. They found the main building in the complex and discovered it lay at the center of a well-organized community. An estimated 200</w:t>
-      </w:r>
-      <w:r>
-        <w:rPr>
-          <w:lang w:val="en_US" w:bidi="en_US"/>
-        </w:rPr>
-        <w:t>–</w:t>
-      </w:r>
-      <w:r>
-        <w:rPr>
-          <w:lang w:val="en_US" w:bidi="en_US"/>
-        </w:rPr>
-        <w:t>400 people lived at Qumran at one time, most of them in tents outside the buildings or in nearby caves. There was also a large cemetery to the east toward the Dead Sea. De Vaux concluded that Khirbet Qumran was the headquarters of a Jewish sect called the Essenes.</w:t>
-      </w:r>
-    </w:p>
-    <w:p>
-      <w:pPr>
-        <w:pStyle w:val="Heading4"/>
-      </w:pPr>
-      <w:r>
-        <w:rPr>
-          <w:lang w:val="en_US" w:bidi="en_US"/>
-        </w:rPr>
-        <w:t>History of Khirbet Qumran</w:t>
-      </w:r>
-    </w:p>
-    <w:p>
-      <w:pPr/>
-      <w:r>
-        <w:rPr>
-          <w:lang w:val="en_US" w:bidi="en_US"/>
-        </w:rPr>
-      </w:r>
-      <w:r>
-        <w:rPr>
-          <w:lang w:val="en_US" w:bidi="en_US"/>
-        </w:rPr>
         <w:t xml:space="preserve">The site was occupied at various times in history. The earliest occupation was in the eighth and seventh centuries BC, maybe during the reign of King Uzziah (compare </w:t>
       </w:r>
-      <w:hyperlink r:id="rId42">
-        <w:r>
-          <w:rPr>
-            <w:lang w:val="en_US" w:bidi="en_US"/>
-          </w:rPr>
-          <w:rPr>
-            <w:color w:val="0000EE"/>
-            <w:u w:val="single"/>
-          </w:rPr>
-          <w:t>2 Chronicles 26:10</w:t>
-        </w:r>
-      </w:hyperlink>
+      <w:r>
+        <w:rPr>
+          <w:lang w:val="en_US" w:bidi="en_US"/>
+        </w:rPr>
+        <w:t>2 Chronicles 26:10</w:t>
+      </w:r>
       <w:r>
         <w:rPr>
           <w:lang w:val="en_US" w:bidi="en_US"/>
@@ -2462,18 +2207,12 @@
         </w:rPr>
         <w:t xml:space="preserve">The Qumran sect had a strong messianic hope. They believed that they were living in the last days before the Messiah's arrival and the final battle with evil. The “Damascus Document” mentioned “the anointed ones [messiahs] of Aaron and Israel.” This may refer to two messiahs: a priestly messiah from Aaron and a kingly messiah from Israel. Some scholars suggest three messianic figures: a king from David, a priest from Aaron, and a prophet from Moses (compare </w:t>
       </w:r>
-      <w:hyperlink r:id="rId43">
-        <w:r>
-          <w:rPr>
-            <w:lang w:val="en_US" w:bidi="en_US"/>
-          </w:rPr>
-          <w:rPr>
-            <w:color w:val="0000EE"/>
-            <w:u w:val="single"/>
-          </w:rPr>
-          <w:t>Deuteronomy 18:18</w:t>
-        </w:r>
-      </w:hyperlink>
+      <w:r>
+        <w:rPr>
+          <w:lang w:val="en_US" w:bidi="en_US"/>
+        </w:rPr>
+        <w:t>Deuteronomy 18:18</w:t>
+      </w:r>
       <w:r>
         <w:rPr>
           <w:lang w:val="en_US" w:bidi="en_US"/>
